--- a/mokdong1/2mid/word/md1s2_vocab_test_exam.docx
+++ b/mokdong1/2mid/word/md1s2_vocab_test_exam.docx
@@ -55,7 +55,7 @@
           <w:sz w:val="17"/>
           <w:u w:val="none"/>
         </w:rPr>
-        <w:t>배점: 4점 5문항(5·10·13·17·18번) / 3점 15문항 · 「있는 대로」 복수정답 2문항(5·13번) · 서술형 4문항(16·17·18·19번)</w:t>
+        <w:t>배점: 4점 8문항(2·4·5·6·8·11·18·19번) / 3점 12문항 · 「있는 대로」·「옳은 것 개수」 3문항(4·5·11번) · 서술형 4문항(17·18·19·20번, 배열영작★ 19·20번) · 근거: 중1 2학기 기출 A(2023 기말)·B(2024 중간)·C(2024 기말)·D(2025 기말) 어휘 레시피 PART 4 + 1-8·1-10</w:t>
       </w:r>
     </w:p>
     <w:p>
@@ -94,7 +94,16 @@
           <w:sz w:val="20"/>
           <w:u w:val="none"/>
         </w:rPr>
-        <w:t xml:space="preserve">다음 영영풀이에 해당하는 단어는? </w:t>
+        <w:t xml:space="preserve">다음 단어와 영영풀이의 연결이 </w:t>
+      </w:r>
+      <w:r>
+        <w:rPr>
+          <w:b/>
+          <w:i w:val="0"/>
+          <w:sz w:val="20"/>
+          <w:u w:val="none"/>
+        </w:rPr>
+        <w:t>어색한</w:t>
       </w:r>
       <w:r>
         <w:rPr>
@@ -103,7 +112,124 @@
           <w:sz w:val="20"/>
           <w:u w:val="none"/>
         </w:rPr>
+        <w:t xml:space="preserve"> 것은? </w:t>
+      </w:r>
+      <w:r>
+        <w:rPr>
+          <w:b w:val="0"/>
+          <w:i w:val="0"/>
+          <w:sz w:val="20"/>
+          <w:u w:val="none"/>
+        </w:rPr>
         <w:t>(3점)</w:t>
+      </w:r>
+    </w:p>
+    <w:p>
+      <w:pPr>
+        <w:spacing w:after="10"/>
+        <w:ind w:left="170"/>
+      </w:pPr>
+      <w:r>
+        <w:rPr>
+          <w:b w:val="0"/>
+          <w:i w:val="0"/>
+          <w:sz w:val="20"/>
+          <w:u w:val="none"/>
+        </w:rPr>
+        <w:t>① bakery : a place where bread and cakes are made or sold</w:t>
+      </w:r>
+    </w:p>
+    <w:p>
+      <w:pPr>
+        <w:spacing w:after="10"/>
+        <w:ind w:left="170"/>
+      </w:pPr>
+      <w:r>
+        <w:rPr>
+          <w:b w:val="0"/>
+          <w:i w:val="0"/>
+          <w:sz w:val="20"/>
+          <w:u w:val="none"/>
+        </w:rPr>
+        <w:t>② crime : an action that the law does not allow</w:t>
+      </w:r>
+    </w:p>
+    <w:p>
+      <w:pPr>
+        <w:spacing w:after="10"/>
+        <w:ind w:left="170"/>
+      </w:pPr>
+      <w:r>
+        <w:rPr>
+          <w:b w:val="0"/>
+          <w:i w:val="0"/>
+          <w:sz w:val="20"/>
+          <w:u w:val="none"/>
+        </w:rPr>
+        <w:t>③ expensive : costing very little money</w:t>
+      </w:r>
+    </w:p>
+    <w:p>
+      <w:pPr>
+        <w:spacing w:after="10"/>
+        <w:ind w:left="170"/>
+      </w:pPr>
+      <w:r>
+        <w:rPr>
+          <w:b w:val="0"/>
+          <w:i w:val="0"/>
+          <w:sz w:val="20"/>
+          <w:u w:val="none"/>
+        </w:rPr>
+        <w:t>④ explain : to tell someone about something so that he or she can understand it</w:t>
+      </w:r>
+    </w:p>
+    <w:p>
+      <w:pPr>
+        <w:spacing w:after="10"/>
+        <w:ind w:left="170"/>
+      </w:pPr>
+      <w:r>
+        <w:rPr>
+          <w:b w:val="0"/>
+          <w:i w:val="0"/>
+          <w:sz w:val="20"/>
+          <w:u w:val="none"/>
+        </w:rPr>
+        <w:t>⑤ owner : someone who owns something</w:t>
+      </w:r>
+    </w:p>
+    <w:p>
+      <w:pPr>
+        <w:spacing w:after="20" w:before="50"/>
+      </w:pPr>
+      <w:r>
+        <w:rPr>
+          <w:b/>
+          <w:i w:val="0"/>
+          <w:color w:val="1F3864"/>
+          <w:sz w:val="20"/>
+          <w:u w:val="none"/>
+        </w:rPr>
+        <w:t xml:space="preserve">2. </w:t>
+      </w:r>
+      <w:r>
+        <w:rPr>
+          <w:b w:val="0"/>
+          <w:i w:val="0"/>
+          <w:sz w:val="20"/>
+          <w:u w:val="none"/>
+        </w:rPr>
+        <w:t xml:space="preserve">다음 (1)~(5)의 빈칸에 들어갈 단어를 〈보기 1〉에서, 그 단어의 영영풀이를 〈보기 2〉에서 골라 짝지을 때, 바르게 연결된 것은? </w:t>
+      </w:r>
+      <w:r>
+        <w:rPr>
+          <w:b w:val="0"/>
+          <w:i w:val="0"/>
+          <w:sz w:val="20"/>
+          <w:u w:val="none"/>
+        </w:rPr>
+        <w:t>(4점)</w:t>
       </w:r>
     </w:p>
     <w:p>
@@ -125,12 +251,144 @@
           <w:sz w:val="20"/>
           <w:u w:val="none"/>
         </w:rPr>
-        <w:t>someone who saw a crime or an accident</w:t>
+        <w:t>(1) The ________ stood next to the painting all day to protect it.</w:t>
+      </w:r>
+      <w:r>
+        <w:br/>
+      </w:r>
+      <w:r>
+        <w:rPr>
+          <w:b w:val="0"/>
+          <w:i w:val="0"/>
+          <w:sz w:val="20"/>
+          <w:u w:val="none"/>
+        </w:rPr>
+        <w:t>(2) The police think he took the money, but they are not sure. He is a ________.</w:t>
+      </w:r>
+      <w:r>
+        <w:br/>
+      </w:r>
+      <w:r>
+        <w:rPr>
+          <w:b w:val="0"/>
+          <w:i w:val="0"/>
+          <w:sz w:val="20"/>
+          <w:u w:val="none"/>
+        </w:rPr>
+        <w:t>(3) Someone tried to ________ my bike, but the guard stopped him.</w:t>
+      </w:r>
+      <w:r>
+        <w:br/>
+      </w:r>
+      <w:r>
+        <w:rPr>
+          <w:b w:val="0"/>
+          <w:i w:val="0"/>
+          <w:sz w:val="20"/>
+          <w:u w:val="none"/>
+        </w:rPr>
+        <w:t>(4) The eyewitness gave a ________ to the police about what she saw.</w:t>
+      </w:r>
+      <w:r>
+        <w:br/>
+      </w:r>
+      <w:r>
+        <w:rPr>
+          <w:b w:val="0"/>
+          <w:i w:val="0"/>
+          <w:sz w:val="20"/>
+          <w:u w:val="none"/>
+        </w:rPr>
+        <w:t>(5) The doctor checked my ________ and weight.</w:t>
+      </w:r>
+      <w:r>
+        <w:br/>
+      </w:r>
+      <w:r>
+        <w:rPr>
+          <w:b w:val="0"/>
+          <w:i w:val="0"/>
+          <w:sz w:val="20"/>
+          <w:u w:val="none"/>
+        </w:rPr>
+        <w:t>〈보기 1〉 guard / suspect / steal / statement / height / criminal</w:t>
+      </w:r>
+      <w:r>
+        <w:br/>
+      </w:r>
+      <w:r>
+        <w:rPr>
+          <w:b w:val="0"/>
+          <w:i w:val="0"/>
+          <w:sz w:val="20"/>
+          <w:u w:val="none"/>
+        </w:rPr>
+        <w:t>〈보기 2〉 (가) a person who is believed to be guilty of something</w:t>
+      </w:r>
+      <w:r>
+        <w:br/>
+      </w:r>
+      <w:r>
+        <w:rPr>
+          <w:b w:val="0"/>
+          <w:i w:val="0"/>
+          <w:sz w:val="20"/>
+          <w:u w:val="none"/>
+        </w:rPr>
+        <w:t xml:space="preserve"> (나) something that you say or write officially</w:t>
+      </w:r>
+      <w:r>
+        <w:br/>
+      </w:r>
+      <w:r>
+        <w:rPr>
+          <w:b w:val="0"/>
+          <w:i w:val="0"/>
+          <w:sz w:val="20"/>
+          <w:u w:val="none"/>
+        </w:rPr>
+        <w:t xml:space="preserve"> (다) a person who does something against the law, like stealing or hurting others</w:t>
+      </w:r>
+      <w:r>
+        <w:br/>
+      </w:r>
+      <w:r>
+        <w:rPr>
+          <w:b w:val="0"/>
+          <w:i w:val="0"/>
+          <w:sz w:val="20"/>
+          <w:u w:val="none"/>
+        </w:rPr>
+        <w:t xml:space="preserve"> (라) how tall someone or something is</w:t>
+      </w:r>
+      <w:r>
+        <w:br/>
+      </w:r>
+      <w:r>
+        <w:rPr>
+          <w:b w:val="0"/>
+          <w:i w:val="0"/>
+          <w:sz w:val="20"/>
+          <w:u w:val="none"/>
+        </w:rPr>
+        <w:t xml:space="preserve"> (마) a person whose job is to protect a person, place or thing from danger or attack</w:t>
+      </w:r>
+      <w:r>
+        <w:br/>
+      </w:r>
+      <w:r>
+        <w:rPr>
+          <w:b w:val="0"/>
+          <w:i w:val="0"/>
+          <w:sz w:val="20"/>
+          <w:u w:val="none"/>
+        </w:rPr>
+        <w:t xml:space="preserve"> (바) to take something that belongs to someone else</w:t>
       </w:r>
     </w:p>
     <w:p>
       <w:pPr>
-        <w:spacing w:after="30"/>
+        <w:spacing w:after="10"/>
         <w:ind w:left="170"/>
       </w:pPr>
       <w:r>
@@ -140,7 +398,67 @@
           <w:sz w:val="20"/>
           <w:u w:val="none"/>
         </w:rPr>
-        <w:t>① guard    ② janitor    ③ eyewitness    ④ owner    ⑤ suspect</w:t>
+        <w:t>① (1) guard – (다)</w:t>
+      </w:r>
+    </w:p>
+    <w:p>
+      <w:pPr>
+        <w:spacing w:after="10"/>
+        <w:ind w:left="170"/>
+      </w:pPr>
+      <w:r>
+        <w:rPr>
+          <w:b w:val="0"/>
+          <w:i w:val="0"/>
+          <w:sz w:val="20"/>
+          <w:u w:val="none"/>
+        </w:rPr>
+        <w:t>② (2) criminal – (가)</w:t>
+      </w:r>
+    </w:p>
+    <w:p>
+      <w:pPr>
+        <w:spacing w:after="10"/>
+        <w:ind w:left="170"/>
+      </w:pPr>
+      <w:r>
+        <w:rPr>
+          <w:b w:val="0"/>
+          <w:i w:val="0"/>
+          <w:sz w:val="20"/>
+          <w:u w:val="none"/>
+        </w:rPr>
+        <w:t>③ (3) steal – (바)</w:t>
+      </w:r>
+    </w:p>
+    <w:p>
+      <w:pPr>
+        <w:spacing w:after="10"/>
+        <w:ind w:left="170"/>
+      </w:pPr>
+      <w:r>
+        <w:rPr>
+          <w:b w:val="0"/>
+          <w:i w:val="0"/>
+          <w:sz w:val="20"/>
+          <w:u w:val="none"/>
+        </w:rPr>
+        <w:t>④ (4) statement – (라)</w:t>
+      </w:r>
+    </w:p>
+    <w:p>
+      <w:pPr>
+        <w:spacing w:after="10"/>
+        <w:ind w:left="170"/>
+      </w:pPr>
+      <w:r>
+        <w:rPr>
+          <w:b w:val="0"/>
+          <w:i w:val="0"/>
+          <w:sz w:val="20"/>
+          <w:u w:val="none"/>
+        </w:rPr>
+        <w:t>⑤ (5) height – (나)</w:t>
       </w:r>
     </w:p>
     <w:p>
@@ -155,7 +473,7 @@
           <w:sz w:val="20"/>
           <w:u w:val="none"/>
         </w:rPr>
-        <w:t xml:space="preserve">2. </w:t>
+        <w:t xml:space="preserve">3. </w:t>
       </w:r>
       <w:r>
         <w:rPr>
@@ -164,7 +482,7 @@
           <w:sz w:val="20"/>
           <w:u w:val="none"/>
         </w:rPr>
-        <w:t xml:space="preserve">다음 영영풀이에 해당하는 단어는? </w:t>
+        <w:t xml:space="preserve">다음 대화의 빈칸 (A)~(C)에 들어갈 말이 바르게 짝지어진 것은? </w:t>
       </w:r>
       <w:r>
         <w:rPr>
@@ -195,12 +513,72 @@
           <w:sz w:val="20"/>
           <w:u w:val="none"/>
         </w:rPr>
-        <w:t>a person who is believed to be guilty of something</w:t>
+        <w:t>• A: Did the police catch the thief?</w:t>
+      </w:r>
+      <w:r>
+        <w:br/>
+      </w:r>
+      <w:r>
+        <w:rPr>
+          <w:b w:val="0"/>
+          <w:i w:val="0"/>
+          <w:sz w:val="20"/>
+          <w:u w:val="none"/>
+        </w:rPr>
+        <w:t xml:space="preserve"> B: Not yet. They have a (A) ________, but they're not sure he did it.</w:t>
+      </w:r>
+      <w:r>
+        <w:br/>
+      </w:r>
+      <w:r>
+        <w:rPr>
+          <w:b w:val="0"/>
+          <w:i w:val="0"/>
+          <w:sz w:val="20"/>
+          <w:u w:val="none"/>
+        </w:rPr>
+        <w:t>• A: How tall is the man?</w:t>
+      </w:r>
+      <w:r>
+        <w:br/>
+      </w:r>
+      <w:r>
+        <w:rPr>
+          <w:b w:val="0"/>
+          <w:i w:val="0"/>
+          <w:sz w:val="20"/>
+          <w:u w:val="none"/>
+        </w:rPr>
+        <w:t xml:space="preserve"> B: I don't know his exact (B) ________.</w:t>
+      </w:r>
+      <w:r>
+        <w:br/>
+      </w:r>
+      <w:r>
+        <w:rPr>
+          <w:b w:val="0"/>
+          <w:i w:val="0"/>
+          <w:sz w:val="20"/>
+          <w:u w:val="none"/>
+        </w:rPr>
+        <w:t>• A: What did the eyewitness do at the police station?</w:t>
+      </w:r>
+      <w:r>
+        <w:br/>
+      </w:r>
+      <w:r>
+        <w:rPr>
+          <w:b w:val="0"/>
+          <w:i w:val="0"/>
+          <w:sz w:val="20"/>
+          <w:u w:val="none"/>
+        </w:rPr>
+        <w:t xml:space="preserve"> B: She wrote a (C) ________ about what she saw.</w:t>
       </w:r>
     </w:p>
     <w:p>
       <w:pPr>
-        <w:spacing w:after="30"/>
+        <w:spacing w:after="10"/>
         <w:ind w:left="170"/>
       </w:pPr>
       <w:r>
@@ -210,7 +588,67 @@
           <w:sz w:val="20"/>
           <w:u w:val="none"/>
         </w:rPr>
-        <w:t>① criminal    ② suspect    ③ guard    ④ janitor    ⑤ eyewitness</w:t>
+        <w:t>① suspect – height – statement</w:t>
+      </w:r>
+    </w:p>
+    <w:p>
+      <w:pPr>
+        <w:spacing w:after="10"/>
+        <w:ind w:left="170"/>
+      </w:pPr>
+      <w:r>
+        <w:rPr>
+          <w:b w:val="0"/>
+          <w:i w:val="0"/>
+          <w:sz w:val="20"/>
+          <w:u w:val="none"/>
+        </w:rPr>
+        <w:t>② criminal – height – statement</w:t>
+      </w:r>
+    </w:p>
+    <w:p>
+      <w:pPr>
+        <w:spacing w:after="10"/>
+        <w:ind w:left="170"/>
+      </w:pPr>
+      <w:r>
+        <w:rPr>
+          <w:b w:val="0"/>
+          <w:i w:val="0"/>
+          <w:sz w:val="20"/>
+          <w:u w:val="none"/>
+        </w:rPr>
+        <w:t>③ suspect – weight – statement</w:t>
+      </w:r>
+    </w:p>
+    <w:p>
+      <w:pPr>
+        <w:spacing w:after="10"/>
+        <w:ind w:left="170"/>
+      </w:pPr>
+      <w:r>
+        <w:rPr>
+          <w:b w:val="0"/>
+          <w:i w:val="0"/>
+          <w:sz w:val="20"/>
+          <w:u w:val="none"/>
+        </w:rPr>
+        <w:t>④ suspect – height – reason</w:t>
+      </w:r>
+    </w:p>
+    <w:p>
+      <w:pPr>
+        <w:spacing w:after="10"/>
+        <w:ind w:left="170"/>
+      </w:pPr>
+      <w:r>
+        <w:rPr>
+          <w:b w:val="0"/>
+          <w:i w:val="0"/>
+          <w:sz w:val="20"/>
+          <w:u w:val="none"/>
+        </w:rPr>
+        <w:t>⑤ criminal – weight – reason</w:t>
       </w:r>
     </w:p>
     <w:p>
@@ -225,7 +663,7 @@
           <w:sz w:val="20"/>
           <w:u w:val="none"/>
         </w:rPr>
-        <w:t xml:space="preserve">3. </w:t>
+        <w:t xml:space="preserve">4. </w:t>
       </w:r>
       <w:r>
         <w:rPr>
@@ -234,7 +672,16 @@
           <w:sz w:val="20"/>
           <w:u w:val="none"/>
         </w:rPr>
-        <w:t xml:space="preserve">다음 빈칸에 들어갈 말로 알맞은 것은? </w:t>
+        <w:t xml:space="preserve">다음 문장의 빈칸에 괄호 안의 말이 들어갈 때, 문맥상 </w:t>
+      </w:r>
+      <w:r>
+        <w:rPr>
+          <w:b/>
+          <w:i w:val="0"/>
+          <w:sz w:val="20"/>
+          <w:u w:val="none"/>
+        </w:rPr>
+        <w:t>알맞은 것</w:t>
       </w:r>
       <w:r>
         <w:rPr>
@@ -243,7 +690,16 @@
           <w:sz w:val="20"/>
           <w:u w:val="none"/>
         </w:rPr>
-        <w:t>(3점)</w:t>
+        <w:t xml:space="preserve">은 모두 몇 개인가? </w:t>
+      </w:r>
+      <w:r>
+        <w:rPr>
+          <w:b w:val="0"/>
+          <w:i w:val="0"/>
+          <w:sz w:val="20"/>
+          <w:u w:val="none"/>
+        </w:rPr>
+        <w:t>(4점)</w:t>
       </w:r>
     </w:p>
     <w:p>
@@ -265,7 +721,55 @@
           <w:sz w:val="20"/>
           <w:u w:val="none"/>
         </w:rPr>
-        <w:t>The thief tried to ________ away, but the guard caught him.</w:t>
+        <w:t>(a) The flash from a camera can ________ old paintings. (damage)</w:t>
+      </w:r>
+      <w:r>
+        <w:br/>
+      </w:r>
+      <w:r>
+        <w:rPr>
+          <w:b w:val="0"/>
+          <w:i w:val="0"/>
+          <w:sz w:val="20"/>
+          <w:u w:val="none"/>
+        </w:rPr>
+        <w:t>(b) Please don't ________ the fish. They already ate. (feed)</w:t>
+      </w:r>
+      <w:r>
+        <w:br/>
+      </w:r>
+      <w:r>
+        <w:rPr>
+          <w:b w:val="0"/>
+          <w:i w:val="0"/>
+          <w:sz w:val="20"/>
+          <w:u w:val="none"/>
+        </w:rPr>
+        <w:t>(c) Someone ________ my wallet on the bus yesterday. (stole)</w:t>
+      </w:r>
+      <w:r>
+        <w:br/>
+      </w:r>
+      <w:r>
+        <w:rPr>
+          <w:b w:val="0"/>
+          <w:i w:val="0"/>
+          <w:sz w:val="20"/>
+          <w:u w:val="none"/>
+        </w:rPr>
+        <w:t>(d) The police caught a man, but they are still not sure he is the ________. (criminal)</w:t>
+      </w:r>
+      <w:r>
+        <w:br/>
+      </w:r>
+      <w:r>
+        <w:rPr>
+          <w:b w:val="0"/>
+          <w:i w:val="0"/>
+          <w:sz w:val="20"/>
+          <w:u w:val="none"/>
+        </w:rPr>
+        <w:t>(e) Being kind to everyone is our classroom ________. (reason)</w:t>
       </w:r>
     </w:p>
     <w:p>
@@ -280,7 +784,7 @@
           <w:sz w:val="20"/>
           <w:u w:val="none"/>
         </w:rPr>
-        <w:t>① run    ② fall    ③ feed    ④ steal    ⑤ explain</w:t>
+        <w:t>① 1개    ② 2개    ③ 3개    ④ 4개    ⑤ 5개</w:t>
       </w:r>
     </w:p>
     <w:p>
@@ -295,7 +799,7 @@
           <w:sz w:val="20"/>
           <w:u w:val="none"/>
         </w:rPr>
-        <w:t xml:space="preserve">4. </w:t>
+        <w:t xml:space="preserve">5. </w:t>
       </w:r>
       <w:r>
         <w:rPr>
@@ -304,7 +808,25 @@
           <w:sz w:val="20"/>
           <w:u w:val="none"/>
         </w:rPr>
-        <w:t xml:space="preserve">다음 단어의 관계가 나머지와 </w:t>
+        <w:t xml:space="preserve">다음 문장의 밑줄 친 </w:t>
+      </w:r>
+      <w:r>
+        <w:rPr>
+          <w:b w:val="0"/>
+          <w:i w:val="0"/>
+          <w:sz w:val="20"/>
+          <w:u w:val="single"/>
+        </w:rPr>
+        <w:t>scene</w:t>
+      </w:r>
+      <w:r>
+        <w:rPr>
+          <w:b w:val="0"/>
+          <w:i w:val="0"/>
+          <w:sz w:val="20"/>
+          <w:u w:val="none"/>
+        </w:rPr>
+        <w:t xml:space="preserve">과 같은 의미로 쓰인 것을 </w:t>
       </w:r>
       <w:r>
         <w:rPr>
@@ -313,7 +835,7 @@
           <w:sz w:val="20"/>
           <w:u w:val="none"/>
         </w:rPr>
-        <w:t>다른</w:t>
+        <w:t>있는 대로</w:t>
       </w:r>
       <w:r>
         <w:rPr>
@@ -322,7 +844,7 @@
           <w:sz w:val="20"/>
           <w:u w:val="none"/>
         </w:rPr>
-        <w:t xml:space="preserve"> 것은? </w:t>
+        <w:t xml:space="preserve"> 고르면? </w:t>
       </w:r>
       <w:r>
         <w:rPr>
@@ -331,259 +853,7 @@
           <w:sz w:val="20"/>
           <w:u w:val="none"/>
         </w:rPr>
-        <w:t>(3점)</w:t>
-      </w:r>
-    </w:p>
-    <w:p>
-      <w:pPr>
-        <w:spacing w:after="10"/>
-        <w:ind w:left="170"/>
-      </w:pPr>
-      <w:r>
-        <w:rPr>
-          <w:b w:val="0"/>
-          <w:i w:val="0"/>
-          <w:sz w:val="20"/>
-          <w:u w:val="none"/>
-        </w:rPr>
-        <w:t>① crime – criminal</w:t>
-      </w:r>
-    </w:p>
-    <w:p>
-      <w:pPr>
-        <w:spacing w:after="10"/>
-        <w:ind w:left="170"/>
-      </w:pPr>
-      <w:r>
-        <w:rPr>
-          <w:b w:val="0"/>
-          <w:i w:val="0"/>
-          <w:sz w:val="20"/>
-          <w:u w:val="none"/>
-        </w:rPr>
-        <w:t>② own – owner</w:t>
-      </w:r>
-    </w:p>
-    <w:p>
-      <w:pPr>
-        <w:spacing w:after="10"/>
-        <w:ind w:left="170"/>
-      </w:pPr>
-      <w:r>
-        <w:rPr>
-          <w:b w:val="0"/>
-          <w:i w:val="0"/>
-          <w:sz w:val="20"/>
-          <w:u w:val="none"/>
-        </w:rPr>
-        <w:t>③ explain – explanation</w:t>
-      </w:r>
-    </w:p>
-    <w:p>
-      <w:pPr>
-        <w:spacing w:after="10"/>
-        <w:ind w:left="170"/>
-      </w:pPr>
-      <w:r>
-        <w:rPr>
-          <w:b w:val="0"/>
-          <w:i w:val="0"/>
-          <w:sz w:val="20"/>
-          <w:u w:val="none"/>
-        </w:rPr>
-        <w:t>④ steal – stole</w:t>
-      </w:r>
-    </w:p>
-    <w:p>
-      <w:pPr>
-        <w:spacing w:after="10"/>
-        <w:ind w:left="170"/>
-      </w:pPr>
-      <w:r>
-        <w:rPr>
-          <w:b w:val="0"/>
-          <w:i w:val="0"/>
-          <w:sz w:val="20"/>
-          <w:u w:val="none"/>
-        </w:rPr>
-        <w:t>⑤ manage – manager</w:t>
-      </w:r>
-    </w:p>
-    <w:p>
-      <w:pPr>
-        <w:spacing w:after="20" w:before="50"/>
-      </w:pPr>
-      <w:r>
-        <w:rPr>
-          <w:b/>
-          <w:i w:val="0"/>
-          <w:color w:val="1F3864"/>
-          <w:sz w:val="20"/>
-          <w:u w:val="none"/>
-        </w:rPr>
-        <w:t xml:space="preserve">5. </w:t>
-      </w:r>
-      <w:r>
-        <w:rPr>
-          <w:b w:val="0"/>
-          <w:i w:val="0"/>
-          <w:sz w:val="20"/>
-          <w:u w:val="none"/>
-        </w:rPr>
-        <w:t xml:space="preserve">단어와 영영풀이가 </w:t>
-      </w:r>
-      <w:r>
-        <w:rPr>
-          <w:b/>
-          <w:i w:val="0"/>
-          <w:sz w:val="20"/>
-          <w:u w:val="none"/>
-        </w:rPr>
-        <w:t>바르게</w:t>
-      </w:r>
-      <w:r>
-        <w:rPr>
-          <w:b w:val="0"/>
-          <w:i w:val="0"/>
-          <w:sz w:val="20"/>
-          <w:u w:val="none"/>
-        </w:rPr>
-        <w:t xml:space="preserve"> 연결된 것을 </w:t>
-      </w:r>
-      <w:r>
-        <w:rPr>
-          <w:b/>
-          <w:i w:val="0"/>
-          <w:sz w:val="20"/>
-          <w:u w:val="none"/>
-        </w:rPr>
-        <w:t>있는 대로</w:t>
-      </w:r>
-      <w:r>
-        <w:rPr>
-          <w:b w:val="0"/>
-          <w:i w:val="0"/>
-          <w:sz w:val="20"/>
-          <w:u w:val="none"/>
-        </w:rPr>
-        <w:t xml:space="preserve"> 고르면? </w:t>
-      </w:r>
-      <w:r>
-        <w:rPr>
-          <w:b w:val="0"/>
-          <w:i w:val="0"/>
-          <w:sz w:val="20"/>
-          <w:u w:val="none"/>
-        </w:rPr>
         <w:t>(4점)</w:t>
-      </w:r>
-    </w:p>
-    <w:p>
-      <w:pPr>
-        <w:spacing w:after="10"/>
-        <w:ind w:left="170"/>
-      </w:pPr>
-      <w:r>
-        <w:rPr>
-          <w:b w:val="0"/>
-          <w:i w:val="0"/>
-          <w:sz w:val="20"/>
-          <w:u w:val="none"/>
-        </w:rPr>
-        <w:t>① expensive – costing a lot of money</w:t>
-      </w:r>
-    </w:p>
-    <w:p>
-      <w:pPr>
-        <w:spacing w:after="10"/>
-        <w:ind w:left="170"/>
-      </w:pPr>
-      <w:r>
-        <w:rPr>
-          <w:b w:val="0"/>
-          <w:i w:val="0"/>
-          <w:sz w:val="20"/>
-          <w:u w:val="none"/>
-        </w:rPr>
-        <w:t>② height – how heavy someone is</w:t>
-      </w:r>
-    </w:p>
-    <w:p>
-      <w:pPr>
-        <w:spacing w:after="10"/>
-        <w:ind w:left="170"/>
-      </w:pPr>
-      <w:r>
-        <w:rPr>
-          <w:b w:val="0"/>
-          <w:i w:val="0"/>
-          <w:sz w:val="20"/>
-          <w:u w:val="none"/>
-        </w:rPr>
-        <w:t>③ damage – to physically harm something</w:t>
-      </w:r>
-    </w:p>
-    <w:p>
-      <w:pPr>
-        <w:spacing w:after="10"/>
-        <w:ind w:left="170"/>
-      </w:pPr>
-      <w:r>
-        <w:rPr>
-          <w:b w:val="0"/>
-          <w:i w:val="0"/>
-          <w:sz w:val="20"/>
-          <w:u w:val="none"/>
-        </w:rPr>
-        <w:t>④ feed – to take something that belongs to someone else</w:t>
-      </w:r>
-    </w:p>
-    <w:p>
-      <w:pPr>
-        <w:spacing w:after="10"/>
-        <w:ind w:left="170"/>
-      </w:pPr>
-      <w:r>
-        <w:rPr>
-          <w:b w:val="0"/>
-          <w:i w:val="0"/>
-          <w:sz w:val="20"/>
-          <w:u w:val="none"/>
-        </w:rPr>
-        <w:t>⑤ statement – something that you say or write officially</w:t>
-      </w:r>
-    </w:p>
-    <w:p>
-      <w:pPr>
-        <w:spacing w:after="20" w:before="50"/>
-      </w:pPr>
-      <w:r>
-        <w:rPr>
-          <w:b/>
-          <w:i w:val="0"/>
-          <w:color w:val="1F3864"/>
-          <w:sz w:val="20"/>
-          <w:u w:val="none"/>
-        </w:rPr>
-        <w:t xml:space="preserve">6. </w:t>
-      </w:r>
-      <w:r>
-        <w:rPr>
-          <w:b w:val="0"/>
-          <w:i w:val="0"/>
-          <w:sz w:val="20"/>
-          <w:u w:val="none"/>
-        </w:rPr>
-        <w:t xml:space="preserve">다음 문장의 밑줄 친 scene과 같은 의미로 쓰인 것은? </w:t>
-      </w:r>
-      <w:r>
-        <w:rPr>
-          <w:b w:val="0"/>
-          <w:i w:val="0"/>
-          <w:sz w:val="20"/>
-          <w:u w:val="none"/>
-        </w:rPr>
-        <w:t>(3점)</w:t>
       </w:r>
     </w:p>
     <w:p>
@@ -605,7 +875,7 @@
           <w:sz w:val="20"/>
           <w:u w:val="none"/>
         </w:rPr>
-        <w:t xml:space="preserve">The police arrived at the crime </w:t>
+        <w:t xml:space="preserve">The police came to the </w:t>
       </w:r>
       <w:r>
         <w:rPr>
@@ -623,7 +893,7 @@
           <w:sz w:val="20"/>
           <w:u w:val="none"/>
         </w:rPr>
-        <w:t>.</w:t>
+        <w:t xml:space="preserve"> of the crime this morning.</w:t>
       </w:r>
     </w:p>
     <w:p>
@@ -638,7 +908,25 @@
           <w:sz w:val="20"/>
           <w:u w:val="none"/>
         </w:rPr>
-        <w:t>① My favorite scene in the movie is the ending.</w:t>
+        <w:t xml:space="preserve">① The movie starts with a scary </w:t>
+      </w:r>
+      <w:r>
+        <w:rPr>
+          <w:b w:val="0"/>
+          <w:i w:val="0"/>
+          <w:sz w:val="20"/>
+          <w:u w:val="single"/>
+        </w:rPr>
+        <w:t>scene</w:t>
+      </w:r>
+      <w:r>
+        <w:rPr>
+          <w:b w:val="0"/>
+          <w:i w:val="0"/>
+          <w:sz w:val="20"/>
+          <w:u w:val="none"/>
+        </w:rPr>
+        <w:t>.</w:t>
       </w:r>
     </w:p>
     <w:p>
@@ -653,7 +941,25 @@
           <w:sz w:val="20"/>
           <w:u w:val="none"/>
         </w:rPr>
-        <w:t>② The first scene of the play was funny.</w:t>
+        <w:t xml:space="preserve">② The eyewitness was at the </w:t>
+      </w:r>
+      <w:r>
+        <w:rPr>
+          <w:b w:val="0"/>
+          <w:i w:val="0"/>
+          <w:sz w:val="20"/>
+          <w:u w:val="single"/>
+        </w:rPr>
+        <w:t>scene</w:t>
+      </w:r>
+      <w:r>
+        <w:rPr>
+          <w:b w:val="0"/>
+          <w:i w:val="0"/>
+          <w:sz w:val="20"/>
+          <w:u w:val="none"/>
+        </w:rPr>
+        <w:t xml:space="preserve"> when the accident happened.</w:t>
       </w:r>
     </w:p>
     <w:p>
@@ -668,7 +974,25 @@
           <w:sz w:val="20"/>
           <w:u w:val="none"/>
         </w:rPr>
-        <w:t>③ He returned to the scene of the accident.</w:t>
+        <w:t xml:space="preserve">③ My favorite </w:t>
+      </w:r>
+      <w:r>
+        <w:rPr>
+          <w:b w:val="0"/>
+          <w:i w:val="0"/>
+          <w:sz w:val="20"/>
+          <w:u w:val="single"/>
+        </w:rPr>
+        <w:t>scene</w:t>
+      </w:r>
+      <w:r>
+        <w:rPr>
+          <w:b w:val="0"/>
+          <w:i w:val="0"/>
+          <w:sz w:val="20"/>
+          <w:u w:val="none"/>
+        </w:rPr>
+        <w:t xml:space="preserve"> in the play is the last one.</w:t>
       </w:r>
     </w:p>
     <w:p>
@@ -683,7 +1007,25 @@
           <w:sz w:val="20"/>
           <w:u w:val="none"/>
         </w:rPr>
-        <w:t>④ The love scene was beautiful.</w:t>
+        <w:t xml:space="preserve">④ Many people gathered at the </w:t>
+      </w:r>
+      <w:r>
+        <w:rPr>
+          <w:b w:val="0"/>
+          <w:i w:val="0"/>
+          <w:sz w:val="20"/>
+          <w:u w:val="single"/>
+        </w:rPr>
+        <w:t>scene</w:t>
+      </w:r>
+      <w:r>
+        <w:rPr>
+          <w:b w:val="0"/>
+          <w:i w:val="0"/>
+          <w:sz w:val="20"/>
+          <w:u w:val="none"/>
+        </w:rPr>
+        <w:t xml:space="preserve"> of the fire.</w:t>
       </w:r>
     </w:p>
     <w:p>
@@ -698,22 +1040,25 @@
           <w:sz w:val="20"/>
           <w:u w:val="none"/>
         </w:rPr>
-        <w:t>⑤ This scene shows a family dinner.</w:t>
-      </w:r>
-    </w:p>
-    <w:p>
-      <w:pPr>
-        <w:spacing w:after="30" w:before="100"/>
-      </w:pPr>
-      <w:r>
-        <w:rPr>
-          <w:b/>
-          <w:i w:val="0"/>
-          <w:color w:val="1F3864"/>
-          <w:sz w:val="21"/>
-          <w:u w:val="none"/>
-        </w:rPr>
-        <w:t>■ [7~12] Lesson 6 어휘</w:t>
+        <w:t xml:space="preserve">⑤ The actors practiced the fight </w:t>
+      </w:r>
+      <w:r>
+        <w:rPr>
+          <w:b w:val="0"/>
+          <w:i w:val="0"/>
+          <w:sz w:val="20"/>
+          <w:u w:val="single"/>
+        </w:rPr>
+        <w:t>scene</w:t>
+      </w:r>
+      <w:r>
+        <w:rPr>
+          <w:b w:val="0"/>
+          <w:i w:val="0"/>
+          <w:sz w:val="20"/>
+          <w:u w:val="none"/>
+        </w:rPr>
+        <w:t xml:space="preserve"> again and again.</w:t>
       </w:r>
     </w:p>
     <w:p>
@@ -728,7 +1073,7 @@
           <w:sz w:val="20"/>
           <w:u w:val="none"/>
         </w:rPr>
-        <w:t xml:space="preserve">7. </w:t>
+        <w:t xml:space="preserve">6. </w:t>
       </w:r>
       <w:r>
         <w:rPr>
@@ -737,7 +1082,16 @@
           <w:sz w:val="20"/>
           <w:u w:val="none"/>
         </w:rPr>
-        <w:t xml:space="preserve">다음 영영풀이에 해당하는 단어는? </w:t>
+        <w:t xml:space="preserve">다음 글을 읽고, 영영풀이에 해당하는 단어를 윗글에서 </w:t>
+      </w:r>
+      <w:r>
+        <w:rPr>
+          <w:b/>
+          <w:i w:val="0"/>
+          <w:sz w:val="20"/>
+          <w:u w:val="none"/>
+        </w:rPr>
+        <w:t>찾을 수 없는</w:t>
       </w:r>
       <w:r>
         <w:rPr>
@@ -746,7 +1100,16 @@
           <w:sz w:val="20"/>
           <w:u w:val="none"/>
         </w:rPr>
-        <w:t>(3점)</w:t>
+        <w:t xml:space="preserve"> 것은? </w:t>
+      </w:r>
+      <w:r>
+        <w:rPr>
+          <w:b w:val="0"/>
+          <w:i w:val="0"/>
+          <w:sz w:val="20"/>
+          <w:u w:val="none"/>
+        </w:rPr>
+        <w:t>(4점)</w:t>
       </w:r>
     </w:p>
     <w:p>
@@ -768,12 +1131,30 @@
           <w:sz w:val="20"/>
           <w:u w:val="none"/>
         </w:rPr>
-        <w:t>food remaining after a meal</w:t>
+        <w:t xml:space="preserve">Last night, someone stole a famous painting, </w:t>
+      </w:r>
+      <w:r>
+        <w:rPr>
+          <w:b w:val="0"/>
+          <w:i/>
+          <w:sz w:val="20"/>
+          <w:u w:val="none"/>
+        </w:rPr>
+        <w:t>Sunflowers</w:t>
+      </w:r>
+      <w:r>
+        <w:rPr>
+          <w:b w:val="0"/>
+          <w:i w:val="0"/>
+          <w:sz w:val="20"/>
+          <w:u w:val="none"/>
+        </w:rPr>
+        <w:t>, from the museum. The police came to the crime scene this morning. An eyewitness said, "I saw a tall man run away through the back door." The guard explained that the man's height was about 180 cm. The police now have two suspects, but they need a good reason to say one of them is the criminal.</w:t>
       </w:r>
     </w:p>
     <w:p>
       <w:pPr>
-        <w:spacing w:after="30"/>
+        <w:spacing w:after="10"/>
         <w:ind w:left="170"/>
       </w:pPr>
       <w:r>
@@ -783,7 +1164,82 @@
           <w:sz w:val="20"/>
           <w:u w:val="none"/>
         </w:rPr>
-        <w:t>① leftover    ② container    ③ delivery    ④ label    ⑤ plant</w:t>
+        <w:t>① someone who saw a crime or an accident</w:t>
+      </w:r>
+    </w:p>
+    <w:p>
+      <w:pPr>
+        <w:spacing w:after="10"/>
+        <w:ind w:left="170"/>
+      </w:pPr>
+      <w:r>
+        <w:rPr>
+          <w:b w:val="0"/>
+          <w:i w:val="0"/>
+          <w:sz w:val="20"/>
+          <w:u w:val="none"/>
+        </w:rPr>
+        <w:t>② how tall someone or something is</w:t>
+      </w:r>
+    </w:p>
+    <w:p>
+      <w:pPr>
+        <w:spacing w:after="10"/>
+        <w:ind w:left="170"/>
+      </w:pPr>
+      <w:r>
+        <w:rPr>
+          <w:b w:val="0"/>
+          <w:i w:val="0"/>
+          <w:sz w:val="20"/>
+          <w:u w:val="none"/>
+        </w:rPr>
+        <w:t>③ a person in charge of cleaning and fixing things in a building</w:t>
+      </w:r>
+    </w:p>
+    <w:p>
+      <w:pPr>
+        <w:spacing w:after="10"/>
+        <w:ind w:left="170"/>
+      </w:pPr>
+      <w:r>
+        <w:rPr>
+          <w:b w:val="0"/>
+          <w:i w:val="0"/>
+          <w:sz w:val="20"/>
+          <w:u w:val="none"/>
+        </w:rPr>
+        <w:t>④ a person who is believed to be guilty of something</w:t>
+      </w:r>
+    </w:p>
+    <w:p>
+      <w:pPr>
+        <w:spacing w:after="10"/>
+        <w:ind w:left="170"/>
+      </w:pPr>
+      <w:r>
+        <w:rPr>
+          <w:b w:val="0"/>
+          <w:i w:val="0"/>
+          <w:sz w:val="20"/>
+          <w:u w:val="none"/>
+        </w:rPr>
+        <w:t>⑤ to leave a place or person secretly and suddenly</w:t>
+      </w:r>
+    </w:p>
+    <w:p>
+      <w:pPr>
+        <w:spacing w:after="30" w:before="100"/>
+      </w:pPr>
+      <w:r>
+        <w:rPr>
+          <w:b/>
+          <w:i w:val="0"/>
+          <w:color w:val="1F3864"/>
+          <w:sz w:val="21"/>
+          <w:u w:val="none"/>
+        </w:rPr>
+        <w:t>■ [7~11] Lesson 6 어휘</w:t>
       </w:r>
     </w:p>
     <w:p>
@@ -798,6 +1254,132 @@
           <w:sz w:val="20"/>
           <w:u w:val="none"/>
         </w:rPr>
+        <w:t xml:space="preserve">7. </w:t>
+      </w:r>
+      <w:r>
+        <w:rPr>
+          <w:b w:val="0"/>
+          <w:i w:val="0"/>
+          <w:sz w:val="20"/>
+          <w:u w:val="none"/>
+        </w:rPr>
+        <w:t xml:space="preserve">다음 단어와 영영풀이의 연결이 </w:t>
+      </w:r>
+      <w:r>
+        <w:rPr>
+          <w:b/>
+          <w:i w:val="0"/>
+          <w:sz w:val="20"/>
+          <w:u w:val="none"/>
+        </w:rPr>
+        <w:t>어색한</w:t>
+      </w:r>
+      <w:r>
+        <w:rPr>
+          <w:b w:val="0"/>
+          <w:i w:val="0"/>
+          <w:sz w:val="20"/>
+          <w:u w:val="none"/>
+        </w:rPr>
+        <w:t xml:space="preserve"> 것은? </w:t>
+      </w:r>
+      <w:r>
+        <w:rPr>
+          <w:b w:val="0"/>
+          <w:i w:val="0"/>
+          <w:sz w:val="20"/>
+          <w:u w:val="none"/>
+        </w:rPr>
+        <w:t>(3점)</w:t>
+      </w:r>
+    </w:p>
+    <w:p>
+      <w:pPr>
+        <w:spacing w:after="10"/>
+        <w:ind w:left="170"/>
+      </w:pPr>
+      <w:r>
+        <w:rPr>
+          <w:b w:val="0"/>
+          <w:i w:val="0"/>
+          <w:sz w:val="20"/>
+          <w:u w:val="none"/>
+        </w:rPr>
+        <w:t>① leftover : food remaining after a meal</w:t>
+      </w:r>
+    </w:p>
+    <w:p>
+      <w:pPr>
+        <w:spacing w:after="10"/>
+        <w:ind w:left="170"/>
+      </w:pPr>
+      <w:r>
+        <w:rPr>
+          <w:b w:val="0"/>
+          <w:i w:val="0"/>
+          <w:sz w:val="20"/>
+          <w:u w:val="none"/>
+        </w:rPr>
+        <w:t>② secondhand : used by someone else before</w:t>
+      </w:r>
+    </w:p>
+    <w:p>
+      <w:pPr>
+        <w:spacing w:after="10"/>
+        <w:ind w:left="170"/>
+      </w:pPr>
+      <w:r>
+        <w:rPr>
+          <w:b w:val="0"/>
+          <w:i w:val="0"/>
+          <w:sz w:val="20"/>
+          <w:u w:val="none"/>
+        </w:rPr>
+        <w:t>③ sew : to use a needle and thread to make or fix clothes</w:t>
+      </w:r>
+    </w:p>
+    <w:p>
+      <w:pPr>
+        <w:spacing w:after="10"/>
+        <w:ind w:left="170"/>
+      </w:pPr>
+      <w:r>
+        <w:rPr>
+          <w:b w:val="0"/>
+          <w:i w:val="0"/>
+          <w:sz w:val="20"/>
+          <w:u w:val="none"/>
+        </w:rPr>
+        <w:t>④ reduce : to make something more or bigger</w:t>
+      </w:r>
+    </w:p>
+    <w:p>
+      <w:pPr>
+        <w:spacing w:after="10"/>
+        <w:ind w:left="170"/>
+      </w:pPr>
+      <w:r>
+        <w:rPr>
+          <w:b w:val="0"/>
+          <w:i w:val="0"/>
+          <w:sz w:val="20"/>
+          <w:u w:val="none"/>
+        </w:rPr>
+        <w:t>⑤ container : an object for holding things, such as a can, box, or bottle</w:t>
+      </w:r>
+    </w:p>
+    <w:p>
+      <w:pPr>
+        <w:spacing w:after="20" w:before="50"/>
+      </w:pPr>
+      <w:r>
+        <w:rPr>
+          <w:b/>
+          <w:i w:val="0"/>
+          <w:color w:val="1F3864"/>
+          <w:sz w:val="20"/>
+          <w:u w:val="none"/>
+        </w:rPr>
         <w:t xml:space="preserve">8. </w:t>
       </w:r>
       <w:r>
@@ -807,7 +1389,16 @@
           <w:sz w:val="20"/>
           <w:u w:val="none"/>
         </w:rPr>
-        <w:t xml:space="preserve">다음 영영풀이에 해당하는 단어는? </w:t>
+        <w:t xml:space="preserve">다음 (1)~(5)의 빈칸에 들어갈 단어의 영영풀이가 </w:t>
+      </w:r>
+      <w:r>
+        <w:rPr>
+          <w:b/>
+          <w:i w:val="0"/>
+          <w:sz w:val="20"/>
+          <w:u w:val="none"/>
+        </w:rPr>
+        <w:t>아닌</w:t>
       </w:r>
       <w:r>
         <w:rPr>
@@ -816,7 +1407,16 @@
           <w:sz w:val="20"/>
           <w:u w:val="none"/>
         </w:rPr>
-        <w:t>(3점)</w:t>
+        <w:t xml:space="preserve"> 것은? </w:t>
+      </w:r>
+      <w:r>
+        <w:rPr>
+          <w:b w:val="0"/>
+          <w:i w:val="0"/>
+          <w:sz w:val="20"/>
+          <w:u w:val="none"/>
+        </w:rPr>
+        <w:t>(4점)</w:t>
       </w:r>
     </w:p>
     <w:p>
@@ -838,12 +1438,60 @@
           <w:sz w:val="20"/>
           <w:u w:val="none"/>
         </w:rPr>
-        <w:t>to pick up trash while jogging</w:t>
+        <w:t>(1) We should ________ waste to protect the environment.</w:t>
+      </w:r>
+      <w:r>
+        <w:br/>
+      </w:r>
+      <w:r>
+        <w:rPr>
+          <w:b w:val="0"/>
+          <w:i w:val="0"/>
+          <w:sz w:val="20"/>
+          <w:u w:val="none"/>
+        </w:rPr>
+        <w:t>(2) I can ________ a button on my shirt.</w:t>
+      </w:r>
+      <w:r>
+        <w:br/>
+      </w:r>
+      <w:r>
+        <w:rPr>
+          <w:b w:val="0"/>
+          <w:i w:val="0"/>
+          <w:sz w:val="20"/>
+          <w:u w:val="none"/>
+        </w:rPr>
+        <w:t>(3) After dinner, Mom put the ________ in the fridge, and we ate them for lunch the next day.</w:t>
+      </w:r>
+      <w:r>
+        <w:br/>
+      </w:r>
+      <w:r>
+        <w:rPr>
+          <w:b w:val="0"/>
+          <w:i w:val="0"/>
+          <w:sz w:val="20"/>
+          <w:u w:val="none"/>
+        </w:rPr>
+        <w:t>(4) Be careful not to ________ the paper. It's my homework.</w:t>
+      </w:r>
+      <w:r>
+        <w:br/>
+      </w:r>
+      <w:r>
+        <w:rPr>
+          <w:b w:val="0"/>
+          <w:i w:val="0"/>
+          <w:sz w:val="20"/>
+          <w:u w:val="none"/>
+        </w:rPr>
+        <w:t>(5) The pizza ________ arrived on time, so we ate hot pizza for dinner.</w:t>
       </w:r>
     </w:p>
     <w:p>
       <w:pPr>
-        <w:spacing w:after="30"/>
+        <w:spacing w:after="10"/>
         <w:ind w:left="170"/>
       </w:pPr>
       <w:r>
@@ -853,7 +1501,67 @@
           <w:sz w:val="20"/>
           <w:u w:val="none"/>
         </w:rPr>
-        <w:t>① recycle    ② reduce    ③ plog    ④ sew    ⑤ tear</w:t>
+        <w:t>① to make something less or smaller</w:t>
+      </w:r>
+    </w:p>
+    <w:p>
+      <w:pPr>
+        <w:spacing w:after="10"/>
+        <w:ind w:left="170"/>
+      </w:pPr>
+      <w:r>
+        <w:rPr>
+          <w:b w:val="0"/>
+          <w:i w:val="0"/>
+          <w:sz w:val="20"/>
+          <w:u w:val="none"/>
+        </w:rPr>
+        <w:t>② to use a needle and thread to make or fix clothes</w:t>
+      </w:r>
+    </w:p>
+    <w:p>
+      <w:pPr>
+        <w:spacing w:after="10"/>
+        <w:ind w:left="170"/>
+      </w:pPr>
+      <w:r>
+        <w:rPr>
+          <w:b w:val="0"/>
+          <w:i w:val="0"/>
+          <w:sz w:val="20"/>
+          <w:u w:val="none"/>
+        </w:rPr>
+        <w:t>③ an object for holding things, such as a can, box, or bottle</w:t>
+      </w:r>
+    </w:p>
+    <w:p>
+      <w:pPr>
+        <w:spacing w:after="10"/>
+        <w:ind w:left="170"/>
+      </w:pPr>
+      <w:r>
+        <w:rPr>
+          <w:b w:val="0"/>
+          <w:i w:val="0"/>
+          <w:sz w:val="20"/>
+          <w:u w:val="none"/>
+        </w:rPr>
+        <w:t>④ food remaining after a meal</w:t>
+      </w:r>
+    </w:p>
+    <w:p>
+      <w:pPr>
+        <w:spacing w:after="10"/>
+        <w:ind w:left="170"/>
+      </w:pPr>
+      <w:r>
+        <w:rPr>
+          <w:b w:val="0"/>
+          <w:i w:val="0"/>
+          <w:sz w:val="20"/>
+          <w:u w:val="none"/>
+        </w:rPr>
+        <w:t>⑤ the act of taking goods, letters, etc. to people's houses or places of work</w:t>
       </w:r>
     </w:p>
     <w:p>
@@ -877,7 +1585,7 @@
           <w:sz w:val="20"/>
           <w:u w:val="none"/>
         </w:rPr>
-        <w:t xml:space="preserve">다음 빈칸에 공통으로 들어갈 말은? </w:t>
+        <w:t xml:space="preserve">다음 (a)~(e)의 빈칸에 들어갈 말이 순서대로 바르게 짝지어진 것은? </w:t>
       </w:r>
       <w:r>
         <w:rPr>
@@ -908,7 +1616,7 @@
           <w:sz w:val="20"/>
           <w:u w:val="none"/>
         </w:rPr>
-        <w:t>• We should ________ the amount of trash.</w:t>
+        <w:t>(a) Read the ________ on the bottle before you buy it.</w:t>
       </w:r>
       <w:r>
         <w:br/>
@@ -920,12 +1628,48 @@
           <w:sz w:val="20"/>
           <w:u w:val="none"/>
         </w:rPr>
-        <w:t>• Turn off the lights to ________ energy use.</w:t>
+        <w:t>(b) Cows ________ milk, and chickens lay eggs.</w:t>
+      </w:r>
+      <w:r>
+        <w:br/>
+      </w:r>
+      <w:r>
+        <w:rPr>
+          <w:b w:val="0"/>
+          <w:i w:val="0"/>
+          <w:sz w:val="20"/>
+          <w:u w:val="none"/>
+        </w:rPr>
+        <w:t>(c) Be careful not to ________ the paper. It's my homework.</w:t>
+      </w:r>
+      <w:r>
+        <w:br/>
+      </w:r>
+      <w:r>
+        <w:rPr>
+          <w:b w:val="0"/>
+          <w:i w:val="0"/>
+          <w:sz w:val="20"/>
+          <w:u w:val="none"/>
+        </w:rPr>
+        <w:t>(d) The pizza ________ took only twenty minutes.</w:t>
+      </w:r>
+      <w:r>
+        <w:br/>
+      </w:r>
+      <w:r>
+        <w:rPr>
+          <w:b w:val="0"/>
+          <w:i w:val="0"/>
+          <w:sz w:val="20"/>
+          <w:u w:val="none"/>
+        </w:rPr>
+        <w:t>(e) We should protect the ________ for our future.</w:t>
       </w:r>
     </w:p>
     <w:p>
       <w:pPr>
-        <w:spacing w:after="30"/>
+        <w:spacing w:after="10"/>
         <w:ind w:left="170"/>
       </w:pPr>
       <w:r>
@@ -935,7 +1679,67 @@
           <w:sz w:val="20"/>
           <w:u w:val="none"/>
         </w:rPr>
-        <w:t>① produce    ② reduce    ③ recycle    ④ delete    ⑤ record</w:t>
+        <w:t>① label – produce – tear – delivery – environment</w:t>
+      </w:r>
+    </w:p>
+    <w:p>
+      <w:pPr>
+        <w:spacing w:after="10"/>
+        <w:ind w:left="170"/>
+      </w:pPr>
+      <w:r>
+        <w:rPr>
+          <w:b w:val="0"/>
+          <w:i w:val="0"/>
+          <w:sz w:val="20"/>
+          <w:u w:val="none"/>
+        </w:rPr>
+        <w:t>② label – reduce – tear – delivery – environment</w:t>
+      </w:r>
+    </w:p>
+    <w:p>
+      <w:pPr>
+        <w:spacing w:after="10"/>
+        <w:ind w:left="170"/>
+      </w:pPr>
+      <w:r>
+        <w:rPr>
+          <w:b w:val="0"/>
+          <w:i w:val="0"/>
+          <w:sz w:val="20"/>
+          <w:u w:val="none"/>
+        </w:rPr>
+        <w:t>③ label – produce – sew – delivery – environment</w:t>
+      </w:r>
+    </w:p>
+    <w:p>
+      <w:pPr>
+        <w:spacing w:after="10"/>
+        <w:ind w:left="170"/>
+      </w:pPr>
+      <w:r>
+        <w:rPr>
+          <w:b w:val="0"/>
+          <w:i w:val="0"/>
+          <w:sz w:val="20"/>
+          <w:u w:val="none"/>
+        </w:rPr>
+        <w:t>④ container – produce – tear – delivery – environment</w:t>
+      </w:r>
+    </w:p>
+    <w:p>
+      <w:pPr>
+        <w:spacing w:after="10"/>
+        <w:ind w:left="170"/>
+      </w:pPr>
+      <w:r>
+        <w:rPr>
+          <w:b w:val="0"/>
+          <w:i w:val="0"/>
+          <w:sz w:val="20"/>
+          <w:u w:val="none"/>
+        </w:rPr>
+        <w:t>⑤ label – produce – tear – favor – environment</w:t>
       </w:r>
     </w:p>
     <w:p>
@@ -959,7 +1763,7 @@
           <w:sz w:val="20"/>
           <w:u w:val="none"/>
         </w:rPr>
-        <w:t xml:space="preserve">다음 영영풀이 (a), (b)에 해당하는 단어를 순서대로 고르면? </w:t>
+        <w:t xml:space="preserve">다음 영영풀이가 뜻하는 단어가 빈칸에 들어가기에 가장 알맞은 문장은? </w:t>
       </w:r>
       <w:r>
         <w:rPr>
@@ -968,7 +1772,7 @@
           <w:sz w:val="20"/>
           <w:u w:val="none"/>
         </w:rPr>
-        <w:t>(4점)</w:t>
+        <w:t>(3점)</w:t>
       </w:r>
     </w:p>
     <w:p>
@@ -990,7 +1794,7 @@
           <w:sz w:val="20"/>
           <w:u w:val="none"/>
         </w:rPr>
-        <w:t>(a) used by someone else before (b) only one</w:t>
+        <w:t>a. used by someone else before</w:t>
       </w:r>
     </w:p>
     <w:p>
@@ -1005,7 +1809,7 @@
           <w:sz w:val="20"/>
           <w:u w:val="none"/>
         </w:rPr>
-        <w:t>① secondhand – single</w:t>
+        <w:t>① I bought a ________ bike. It was cheap, but it still works well.</w:t>
       </w:r>
     </w:p>
     <w:p>
@@ -1020,7 +1824,7 @@
           <w:sz w:val="20"/>
           <w:u w:val="none"/>
         </w:rPr>
-        <w:t>② secondhand – own</w:t>
+        <w:t>② This bag is ________. Nobody has used it before.</w:t>
       </w:r>
     </w:p>
     <w:p>
@@ -1035,7 +1839,7 @@
           <w:sz w:val="20"/>
           <w:u w:val="none"/>
         </w:rPr>
-        <w:t>③ single – secondhand</w:t>
+        <w:t>③ We can ________ old paper and use it again.</w:t>
       </w:r>
     </w:p>
     <w:p>
@@ -1050,7 +1854,7 @@
           <w:sz w:val="20"/>
           <w:u w:val="none"/>
         </w:rPr>
-        <w:t>④ leftover – single</w:t>
+        <w:t>④ She is so ________ that she often loses her keys.</w:t>
       </w:r>
     </w:p>
     <w:p>
@@ -1065,7 +1869,7 @@
           <w:sz w:val="20"/>
           <w:u w:val="none"/>
         </w:rPr>
-        <w:t>⑤ own – single</w:t>
+        <w:t>⑤ I always use my ________ cup, not a paper cup.</w:t>
       </w:r>
     </w:p>
     <w:p>
@@ -1089,7 +1893,256 @@
           <w:sz w:val="20"/>
           <w:u w:val="none"/>
         </w:rPr>
-        <w:t xml:space="preserve">다음 빈칸에 들어갈 말로 알맞은 것은? </w:t>
+        <w:t xml:space="preserve">다음 밑줄 친 말의 쓰임이 문맥상 </w:t>
+      </w:r>
+      <w:r>
+        <w:rPr>
+          <w:b/>
+          <w:i w:val="0"/>
+          <w:sz w:val="20"/>
+          <w:u w:val="none"/>
+        </w:rPr>
+        <w:t>어색한</w:t>
+      </w:r>
+      <w:r>
+        <w:rPr>
+          <w:b w:val="0"/>
+          <w:i w:val="0"/>
+          <w:sz w:val="20"/>
+          <w:u w:val="none"/>
+        </w:rPr>
+        <w:t xml:space="preserve"> 것을 </w:t>
+      </w:r>
+      <w:r>
+        <w:rPr>
+          <w:b/>
+          <w:i w:val="0"/>
+          <w:sz w:val="20"/>
+          <w:u w:val="none"/>
+        </w:rPr>
+        <w:t>있는 대로</w:t>
+      </w:r>
+      <w:r>
+        <w:rPr>
+          <w:b w:val="0"/>
+          <w:i w:val="0"/>
+          <w:sz w:val="20"/>
+          <w:u w:val="none"/>
+        </w:rPr>
+        <w:t xml:space="preserve"> 고르면? </w:t>
+      </w:r>
+      <w:r>
+        <w:rPr>
+          <w:b w:val="0"/>
+          <w:i w:val="0"/>
+          <w:sz w:val="20"/>
+          <w:u w:val="none"/>
+        </w:rPr>
+        <w:t>(4점)</w:t>
+      </w:r>
+    </w:p>
+    <w:p>
+      <w:pPr>
+        <w:spacing w:after="10"/>
+        <w:ind w:left="170"/>
+      </w:pPr>
+      <w:r>
+        <w:rPr>
+          <w:b w:val="0"/>
+          <w:i w:val="0"/>
+          <w:sz w:val="20"/>
+          <w:u w:val="none"/>
+        </w:rPr>
+        <w:t xml:space="preserve">① We should </w:t>
+      </w:r>
+      <w:r>
+        <w:rPr>
+          <w:b w:val="0"/>
+          <w:i w:val="0"/>
+          <w:sz w:val="20"/>
+          <w:u w:val="single"/>
+        </w:rPr>
+        <w:t>reduce</w:t>
+      </w:r>
+      <w:r>
+        <w:rPr>
+          <w:b w:val="0"/>
+          <w:i w:val="0"/>
+          <w:sz w:val="20"/>
+          <w:u w:val="none"/>
+        </w:rPr>
+        <w:t xml:space="preserve"> waste to protect the environment.</w:t>
+      </w:r>
+    </w:p>
+    <w:p>
+      <w:pPr>
+        <w:spacing w:after="10"/>
+        <w:ind w:left="170"/>
+      </w:pPr>
+      <w:r>
+        <w:rPr>
+          <w:b w:val="0"/>
+          <w:i w:val="0"/>
+          <w:sz w:val="20"/>
+          <w:u w:val="none"/>
+        </w:rPr>
+        <w:t xml:space="preserve">② I bought a </w:t>
+      </w:r>
+      <w:r>
+        <w:rPr>
+          <w:b w:val="0"/>
+          <w:i w:val="0"/>
+          <w:sz w:val="20"/>
+          <w:u w:val="single"/>
+        </w:rPr>
+        <w:t>secondhand</w:t>
+      </w:r>
+      <w:r>
+        <w:rPr>
+          <w:b w:val="0"/>
+          <w:i w:val="0"/>
+          <w:sz w:val="20"/>
+          <w:u w:val="none"/>
+        </w:rPr>
+        <w:t xml:space="preserve"> bike, so nobody used it before me.</w:t>
+      </w:r>
+    </w:p>
+    <w:p>
+      <w:pPr>
+        <w:spacing w:after="10"/>
+        <w:ind w:left="170"/>
+      </w:pPr>
+      <w:r>
+        <w:rPr>
+          <w:b w:val="0"/>
+          <w:i w:val="0"/>
+          <w:sz w:val="20"/>
+          <w:u w:val="none"/>
+        </w:rPr>
+        <w:t xml:space="preserve">③ A </w:t>
+      </w:r>
+      <w:r>
+        <w:rPr>
+          <w:b w:val="0"/>
+          <w:i w:val="0"/>
+          <w:sz w:val="20"/>
+          <w:u w:val="single"/>
+        </w:rPr>
+        <w:t>single-use</w:t>
+      </w:r>
+      <w:r>
+        <w:rPr>
+          <w:b w:val="0"/>
+          <w:i w:val="0"/>
+          <w:sz w:val="20"/>
+          <w:u w:val="none"/>
+        </w:rPr>
+        <w:t xml:space="preserve"> cup is good for the environment because we can use it many times.</w:t>
+      </w:r>
+    </w:p>
+    <w:p>
+      <w:pPr>
+        <w:spacing w:after="10"/>
+        <w:ind w:left="170"/>
+      </w:pPr>
+      <w:r>
+        <w:rPr>
+          <w:b w:val="0"/>
+          <w:i w:val="0"/>
+          <w:sz w:val="20"/>
+          <w:u w:val="none"/>
+        </w:rPr>
+        <w:t xml:space="preserve">④ I helped my friend with his homework, and </w:t>
+      </w:r>
+      <w:r>
+        <w:rPr>
+          <w:b w:val="0"/>
+          <w:i w:val="0"/>
+          <w:sz w:val="20"/>
+          <w:u w:val="single"/>
+        </w:rPr>
+        <w:t>in return</w:t>
+      </w:r>
+      <w:r>
+        <w:rPr>
+          <w:b w:val="0"/>
+          <w:i w:val="0"/>
+          <w:sz w:val="20"/>
+          <w:u w:val="none"/>
+        </w:rPr>
+        <w:t>, he helped me with my project.</w:t>
+      </w:r>
+    </w:p>
+    <w:p>
+      <w:pPr>
+        <w:spacing w:after="10"/>
+        <w:ind w:left="170"/>
+      </w:pPr>
+      <w:r>
+        <w:rPr>
+          <w:b w:val="0"/>
+          <w:i w:val="0"/>
+          <w:sz w:val="20"/>
+          <w:u w:val="none"/>
+        </w:rPr>
+        <w:t xml:space="preserve">⑤ We </w:t>
+      </w:r>
+      <w:r>
+        <w:rPr>
+          <w:b w:val="0"/>
+          <w:i w:val="0"/>
+          <w:sz w:val="20"/>
+          <w:u w:val="single"/>
+        </w:rPr>
+        <w:t>recycle</w:t>
+      </w:r>
+      <w:r>
+        <w:rPr>
+          <w:b w:val="0"/>
+          <w:i w:val="0"/>
+          <w:sz w:val="20"/>
+          <w:u w:val="none"/>
+        </w:rPr>
+        <w:t xml:space="preserve"> old bottles so that they can be used again.</w:t>
+      </w:r>
+    </w:p>
+    <w:p>
+      <w:pPr>
+        <w:spacing w:after="30" w:before="100"/>
+      </w:pPr>
+      <w:r>
+        <w:rPr>
+          <w:b/>
+          <w:i w:val="0"/>
+          <w:color w:val="1F3864"/>
+          <w:sz w:val="21"/>
+          <w:u w:val="none"/>
+        </w:rPr>
+        <w:t>■ [12~16] Lesson 7 어휘 · L5~7 숙어 종합</w:t>
+      </w:r>
+    </w:p>
+    <w:p>
+      <w:pPr>
+        <w:spacing w:after="20" w:before="50"/>
+      </w:pPr>
+      <w:r>
+        <w:rPr>
+          <w:b/>
+          <w:i w:val="0"/>
+          <w:color w:val="1F3864"/>
+          <w:sz w:val="20"/>
+          <w:u w:val="none"/>
+        </w:rPr>
+        <w:t xml:space="preserve">12. </w:t>
+      </w:r>
+      <w:r>
+        <w:rPr>
+          <w:b w:val="0"/>
+          <w:i w:val="0"/>
+          <w:sz w:val="20"/>
+          <w:u w:val="none"/>
+        </w:rPr>
+        <w:t xml:space="preserve">다음 글의 빈칸에 들어갈 단어의 영영풀이로 가장 알맞은 것은? </w:t>
       </w:r>
       <w:r>
         <w:rPr>
@@ -1120,73 +2173,7 @@
           <w:sz w:val="20"/>
           <w:u w:val="none"/>
         </w:rPr>
-        <w:t>She helped me, and I gave her a cookie in ________.</w:t>
-      </w:r>
-    </w:p>
-    <w:p>
-      <w:pPr>
-        <w:spacing w:after="30"/>
-        <w:ind w:left="170"/>
-      </w:pPr>
-      <w:r>
-        <w:rPr>
-          <w:b w:val="0"/>
-          <w:i w:val="0"/>
-          <w:sz w:val="20"/>
-          <w:u w:val="none"/>
-        </w:rPr>
-        <w:t>① return    ② turn    ③ order    ④ time    ⑤ fact</w:t>
-      </w:r>
-    </w:p>
-    <w:p>
-      <w:pPr>
-        <w:spacing w:after="20" w:before="50"/>
-      </w:pPr>
-      <w:r>
-        <w:rPr>
-          <w:b/>
-          <w:i w:val="0"/>
-          <w:color w:val="1F3864"/>
-          <w:sz w:val="20"/>
-          <w:u w:val="none"/>
-        </w:rPr>
-        <w:t xml:space="preserve">12. </w:t>
-      </w:r>
-      <w:r>
-        <w:rPr>
-          <w:b w:val="0"/>
-          <w:i w:val="0"/>
-          <w:sz w:val="20"/>
-          <w:u w:val="none"/>
-        </w:rPr>
-        <w:t xml:space="preserve">다음 중 반의어끼리 짝지어지지 </w:t>
-      </w:r>
-      <w:r>
-        <w:rPr>
-          <w:b/>
-          <w:i w:val="0"/>
-          <w:sz w:val="20"/>
-          <w:u w:val="none"/>
-        </w:rPr>
-        <w:t>않은</w:t>
-      </w:r>
-      <w:r>
-        <w:rPr>
-          <w:b w:val="0"/>
-          <w:i w:val="0"/>
-          <w:sz w:val="20"/>
-          <w:u w:val="none"/>
-        </w:rPr>
-        <w:t xml:space="preserve"> 것은? </w:t>
-      </w:r>
-      <w:r>
-        <w:rPr>
-          <w:b w:val="0"/>
-          <w:i w:val="0"/>
-          <w:sz w:val="20"/>
-          <w:u w:val="none"/>
-        </w:rPr>
-        <w:t>(3점)</w:t>
+        <w:t>In the studio, the ________ shouted, "Action!" and told the actors where to stand.</w:t>
       </w:r>
     </w:p>
     <w:p>
@@ -1201,7 +2188,7 @@
           <w:sz w:val="20"/>
           <w:u w:val="none"/>
         </w:rPr>
-        <w:t>① expensive – cheap</w:t>
+        <w:t>① a person who makes changes to texts or films</w:t>
       </w:r>
     </w:p>
     <w:p>
@@ -1216,7 +2203,7 @@
           <w:sz w:val="20"/>
           <w:u w:val="none"/>
         </w:rPr>
-        <w:t>② reduce – increase</w:t>
+        <w:t>② a person in charge of a film or play who tells the actors and staff what to do</w:t>
       </w:r>
     </w:p>
     <w:p>
@@ -1231,7 +2218,7 @@
           <w:sz w:val="20"/>
           <w:u w:val="none"/>
         </w:rPr>
-        <w:t>③ single – double</w:t>
+        <w:t>③ a person in control of an office, shop, team, etc.</w:t>
       </w:r>
     </w:p>
     <w:p>
@@ -1246,7 +2233,7 @@
           <w:sz w:val="20"/>
           <w:u w:val="none"/>
         </w:rPr>
-        <w:t>④ leader – follower</w:t>
+        <w:t>④ a person whose job is to repair or control machines, engines, or electrical equipment</w:t>
       </w:r>
     </w:p>
     <w:p>
@@ -1261,22 +2248,7 @@
           <w:sz w:val="20"/>
           <w:u w:val="none"/>
         </w:rPr>
-        <w:t>⑤ tear – rip</w:t>
-      </w:r>
-    </w:p>
-    <w:p>
-      <w:pPr>
-        <w:spacing w:after="30" w:before="100"/>
-      </w:pPr>
-      <w:r>
-        <w:rPr>
-          <w:b/>
-          <w:i w:val="0"/>
-          <w:color w:val="1F3864"/>
-          <w:sz w:val="21"/>
-          <w:u w:val="none"/>
-        </w:rPr>
-        <w:t>■ [13~15] Lesson 7 어휘</w:t>
+        <w:t>⑤ someone who controls and looks after animals, especially horses or cows on a large farm</w:t>
       </w:r>
     </w:p>
     <w:p>
@@ -1300,151 +2272,7 @@
           <w:sz w:val="20"/>
           <w:u w:val="none"/>
         </w:rPr>
-        <w:t xml:space="preserve">단어와 뜻이 </w:t>
-      </w:r>
-      <w:r>
-        <w:rPr>
-          <w:b/>
-          <w:i w:val="0"/>
-          <w:sz w:val="20"/>
-          <w:u w:val="none"/>
-        </w:rPr>
-        <w:t>바르게</w:t>
-      </w:r>
-      <w:r>
-        <w:rPr>
-          <w:b w:val="0"/>
-          <w:i w:val="0"/>
-          <w:sz w:val="20"/>
-          <w:u w:val="none"/>
-        </w:rPr>
-        <w:t xml:space="preserve"> 연결된 것을 </w:t>
-      </w:r>
-      <w:r>
-        <w:rPr>
-          <w:b/>
-          <w:i w:val="0"/>
-          <w:sz w:val="20"/>
-          <w:u w:val="none"/>
-        </w:rPr>
-        <w:t>있는 대로</w:t>
-      </w:r>
-      <w:r>
-        <w:rPr>
-          <w:b w:val="0"/>
-          <w:i w:val="0"/>
-          <w:sz w:val="20"/>
-          <w:u w:val="none"/>
-        </w:rPr>
-        <w:t xml:space="preserve"> 고르면? </w:t>
-      </w:r>
-      <w:r>
-        <w:rPr>
-          <w:b w:val="0"/>
-          <w:i w:val="0"/>
-          <w:sz w:val="20"/>
-          <w:u w:val="none"/>
-        </w:rPr>
-        <w:t>(4점)</w:t>
-      </w:r>
-    </w:p>
-    <w:p>
-      <w:pPr>
-        <w:spacing w:after="10"/>
-        <w:ind w:left="170"/>
-      </w:pPr>
-      <w:r>
-        <w:rPr>
-          <w:b w:val="0"/>
-          <w:i w:val="0"/>
-          <w:sz w:val="20"/>
-          <w:u w:val="none"/>
-        </w:rPr>
-        <w:t>① director – 감독</w:t>
-      </w:r>
-    </w:p>
-    <w:p>
-      <w:pPr>
-        <w:spacing w:after="10"/>
-        <w:ind w:left="170"/>
-      </w:pPr>
-      <w:r>
-        <w:rPr>
-          <w:b w:val="0"/>
-          <w:i w:val="0"/>
-          <w:sz w:val="20"/>
-          <w:u w:val="none"/>
-        </w:rPr>
-        <w:t>② editor – 편집자</w:t>
-      </w:r>
-    </w:p>
-    <w:p>
-      <w:pPr>
-        <w:spacing w:after="10"/>
-        <w:ind w:left="170"/>
-      </w:pPr>
-      <w:r>
-        <w:rPr>
-          <w:b w:val="0"/>
-          <w:i w:val="0"/>
-          <w:sz w:val="20"/>
-          <w:u w:val="none"/>
-        </w:rPr>
-        <w:t>③ photographer – 사진(촬영)술</w:t>
-      </w:r>
-    </w:p>
-    <w:p>
-      <w:pPr>
-        <w:spacing w:after="10"/>
-        <w:ind w:left="170"/>
-      </w:pPr>
-      <w:r>
-        <w:rPr>
-          <w:b w:val="0"/>
-          <w:i w:val="0"/>
-          <w:sz w:val="20"/>
-          <w:u w:val="none"/>
-        </w:rPr>
-        <w:t>④ capture – 포착하다</w:t>
-      </w:r>
-    </w:p>
-    <w:p>
-      <w:pPr>
-        <w:spacing w:after="10"/>
-        <w:ind w:left="170"/>
-      </w:pPr>
-      <w:r>
-        <w:rPr>
-          <w:b w:val="0"/>
-          <w:i w:val="0"/>
-          <w:sz w:val="20"/>
-          <w:u w:val="none"/>
-        </w:rPr>
-        <w:t>⑤ delete – 녹음하다</w:t>
-      </w:r>
-    </w:p>
-    <w:p>
-      <w:pPr>
-        <w:spacing w:after="20" w:before="50"/>
-      </w:pPr>
-      <w:r>
-        <w:rPr>
-          <w:b/>
-          <w:i w:val="0"/>
-          <w:color w:val="1F3864"/>
-          <w:sz w:val="20"/>
-          <w:u w:val="none"/>
-        </w:rPr>
-        <w:t xml:space="preserve">14. </w:t>
-      </w:r>
-      <w:r>
-        <w:rPr>
-          <w:b w:val="0"/>
-          <w:i w:val="0"/>
-          <w:sz w:val="20"/>
-          <w:u w:val="none"/>
-        </w:rPr>
-        <w:t xml:space="preserve">다음 영영풀이에 해당하는 단어는? </w:t>
+        <w:t xml:space="preserve">다음 대화의 빈칸 (A)~(C)에 들어갈 말이 바르게 짝지어진 것은? </w:t>
       </w:r>
       <w:r>
         <w:rPr>
@@ -1475,12 +2303,72 @@
           <w:sz w:val="20"/>
           <w:u w:val="none"/>
         </w:rPr>
-        <w:t>a particular place or position that something is in</w:t>
+        <w:t>• A: Who looks after the horses in this movie?</w:t>
+      </w:r>
+      <w:r>
+        <w:br/>
+      </w:r>
+      <w:r>
+        <w:rPr>
+          <w:b w:val="0"/>
+          <w:i w:val="0"/>
+          <w:sz w:val="20"/>
+          <w:u w:val="none"/>
+        </w:rPr>
+        <w:t xml:space="preserve"> B: The animal (A) ________ does.</w:t>
+      </w:r>
+      <w:r>
+        <w:br/>
+      </w:r>
+      <w:r>
+        <w:rPr>
+          <w:b w:val="0"/>
+          <w:i w:val="0"/>
+          <w:sz w:val="20"/>
+          <w:u w:val="none"/>
+        </w:rPr>
+        <w:t>• A: Oh no, my eyes are closed in this picture.</w:t>
+      </w:r>
+      <w:r>
+        <w:br/>
+      </w:r>
+      <w:r>
+        <w:rPr>
+          <w:b w:val="0"/>
+          <w:i w:val="0"/>
+          <w:sz w:val="20"/>
+          <w:u w:val="none"/>
+        </w:rPr>
+        <w:t xml:space="preserve"> B: Don't worry. You can (B) ________ it and take another one.</w:t>
+      </w:r>
+      <w:r>
+        <w:br/>
+      </w:r>
+      <w:r>
+        <w:rPr>
+          <w:b w:val="0"/>
+          <w:i w:val="0"/>
+          <w:sz w:val="20"/>
+          <w:u w:val="none"/>
+        </w:rPr>
+        <w:t>• A: The dog keeps barking at the camera. What should we do?</w:t>
+      </w:r>
+      <w:r>
+        <w:br/>
+      </w:r>
+      <w:r>
+        <w:rPr>
+          <w:b w:val="0"/>
+          <w:i w:val="0"/>
+          <w:sz w:val="20"/>
+          <w:u w:val="none"/>
+        </w:rPr>
+        <w:t xml:space="preserve"> B: Let me (C) ________ him first. Then we can shoot the scene.</w:t>
       </w:r>
     </w:p>
     <w:p>
       <w:pPr>
-        <w:spacing w:after="30"/>
+        <w:spacing w:after="10"/>
         <w:ind w:left="170"/>
       </w:pPr>
       <w:r>
@@ -1490,7 +2378,67 @@
           <w:sz w:val="20"/>
           <w:u w:val="none"/>
         </w:rPr>
-        <w:t>① location    ② moment    ③ signal    ④ studio    ⑤ mall</w:t>
+        <w:t>① wrangler – delete – calm</w:t>
+      </w:r>
+    </w:p>
+    <w:p>
+      <w:pPr>
+        <w:spacing w:after="10"/>
+        <w:ind w:left="170"/>
+      </w:pPr>
+      <w:r>
+        <w:rPr>
+          <w:b w:val="0"/>
+          <w:i w:val="0"/>
+          <w:sz w:val="20"/>
+          <w:u w:val="none"/>
+        </w:rPr>
+        <w:t>② wrangler – record – calm</w:t>
+      </w:r>
+    </w:p>
+    <w:p>
+      <w:pPr>
+        <w:spacing w:after="10"/>
+        <w:ind w:left="170"/>
+      </w:pPr>
+      <w:r>
+        <w:rPr>
+          <w:b w:val="0"/>
+          <w:i w:val="0"/>
+          <w:sz w:val="20"/>
+          <w:u w:val="none"/>
+        </w:rPr>
+        <w:t>③ editor – delete – calm</w:t>
+      </w:r>
+    </w:p>
+    <w:p>
+      <w:pPr>
+        <w:spacing w:after="10"/>
+        <w:ind w:left="170"/>
+      </w:pPr>
+      <w:r>
+        <w:rPr>
+          <w:b w:val="0"/>
+          <w:i w:val="0"/>
+          <w:sz w:val="20"/>
+          <w:u w:val="none"/>
+        </w:rPr>
+        <w:t>④ wrangler – delete – capture</w:t>
+      </w:r>
+    </w:p>
+    <w:p>
+      <w:pPr>
+        <w:spacing w:after="10"/>
+        <w:ind w:left="170"/>
+      </w:pPr>
+      <w:r>
+        <w:rPr>
+          <w:b w:val="0"/>
+          <w:i w:val="0"/>
+          <w:sz w:val="20"/>
+          <w:u w:val="none"/>
+        </w:rPr>
+        <w:t>⑤ director – record – capture</w:t>
       </w:r>
     </w:p>
     <w:p>
@@ -1505,7 +2453,7 @@
           <w:sz w:val="20"/>
           <w:u w:val="none"/>
         </w:rPr>
-        <w:t xml:space="preserve">15. </w:t>
+        <w:t xml:space="preserve">14. </w:t>
       </w:r>
       <w:r>
         <w:rPr>
@@ -1514,7 +2462,25 @@
           <w:sz w:val="20"/>
           <w:u w:val="none"/>
         </w:rPr>
-        <w:t xml:space="preserve">다음 빈칸에 들어갈 말로 알맞은 것은? </w:t>
+        <w:t xml:space="preserve">다음 글의 빈칸 (a)~(d)에 들어갈 말로 쓰이지 </w:t>
+      </w:r>
+      <w:r>
+        <w:rPr>
+          <w:b/>
+          <w:i w:val="0"/>
+          <w:sz w:val="20"/>
+          <w:u w:val="none"/>
+        </w:rPr>
+        <w:t>않는</w:t>
+      </w:r>
+      <w:r>
+        <w:rPr>
+          <w:b w:val="0"/>
+          <w:i w:val="0"/>
+          <w:sz w:val="20"/>
+          <w:u w:val="none"/>
+        </w:rPr>
+        <w:t xml:space="preserve"> 것은? (순서 무관) </w:t>
       </w:r>
       <w:r>
         <w:rPr>
@@ -1545,7 +2511,7 @@
           <w:sz w:val="20"/>
           <w:u w:val="none"/>
         </w:rPr>
-        <w:t>The sound engineer is ________ charge of recording the sounds.</w:t>
+        <w:t>Today we are going to (a) ________ a scene at the beach. The director wants to (b) ________ the moment when a big wave hits the rocks. One of the horses is scared of the waves, so the wrangler will (c) ________ it first. Later, the sound engineer will (d) ________ the actors' voices in the studio.</w:t>
       </w:r>
     </w:p>
     <w:p>
@@ -1560,22 +2526,7 @@
           <w:sz w:val="20"/>
           <w:u w:val="none"/>
         </w:rPr>
-        <w:t>① on    ② at    ③ in    ④ for    ⑤ with</w:t>
-      </w:r>
-    </w:p>
-    <w:p>
-      <w:pPr>
-        <w:spacing w:after="30" w:before="100"/>
-      </w:pPr>
-      <w:r>
-        <w:rPr>
-          <w:b/>
-          <w:i w:val="0"/>
-          <w:color w:val="1F3864"/>
-          <w:sz w:val="21"/>
-          <w:u w:val="none"/>
-        </w:rPr>
-        <w:t>■ [16~20] 서술형</w:t>
+        <w:t>① shoot    ② delete    ③ capture    ④ calm    ⑤ record</w:t>
       </w:r>
     </w:p>
     <w:p>
@@ -1590,6 +2541,132 @@
           <w:sz w:val="20"/>
           <w:u w:val="none"/>
         </w:rPr>
+        <w:t xml:space="preserve">15. </w:t>
+      </w:r>
+      <w:r>
+        <w:rPr>
+          <w:b w:val="0"/>
+          <w:i w:val="0"/>
+          <w:sz w:val="20"/>
+          <w:u w:val="none"/>
+        </w:rPr>
+        <w:t xml:space="preserve">다음 단어와 영영풀이의 연결이 </w:t>
+      </w:r>
+      <w:r>
+        <w:rPr>
+          <w:b/>
+          <w:i w:val="0"/>
+          <w:sz w:val="20"/>
+          <w:u w:val="none"/>
+        </w:rPr>
+        <w:t>알맞은</w:t>
+      </w:r>
+      <w:r>
+        <w:rPr>
+          <w:b w:val="0"/>
+          <w:i w:val="0"/>
+          <w:sz w:val="20"/>
+          <w:u w:val="none"/>
+        </w:rPr>
+        <w:t xml:space="preserve"> 것은? </w:t>
+      </w:r>
+      <w:r>
+        <w:rPr>
+          <w:b w:val="0"/>
+          <w:i w:val="0"/>
+          <w:sz w:val="20"/>
+          <w:u w:val="none"/>
+        </w:rPr>
+        <w:t>(3점)</w:t>
+      </w:r>
+    </w:p>
+    <w:p>
+      <w:pPr>
+        <w:spacing w:after="10"/>
+        <w:ind w:left="170"/>
+      </w:pPr>
+      <w:r>
+        <w:rPr>
+          <w:b w:val="0"/>
+          <w:i w:val="0"/>
+          <w:sz w:val="20"/>
+          <w:u w:val="none"/>
+        </w:rPr>
+        <w:t>① editor : a person who keeps texts or films without any changes</w:t>
+      </w:r>
+    </w:p>
+    <w:p>
+      <w:pPr>
+        <w:spacing w:after="10"/>
+        <w:ind w:left="170"/>
+      </w:pPr>
+      <w:r>
+        <w:rPr>
+          <w:b w:val="0"/>
+          <w:i w:val="0"/>
+          <w:sz w:val="20"/>
+          <w:u w:val="none"/>
+        </w:rPr>
+        <w:t>② delete : to add something to a written or electronic text</w:t>
+      </w:r>
+    </w:p>
+    <w:p>
+      <w:pPr>
+        <w:spacing w:after="10"/>
+        <w:ind w:left="170"/>
+      </w:pPr>
+      <w:r>
+        <w:rPr>
+          <w:b w:val="0"/>
+          <w:i w:val="0"/>
+          <w:sz w:val="20"/>
+          <w:u w:val="none"/>
+        </w:rPr>
+        <w:t>③ moment : a very long period of time</w:t>
+      </w:r>
+    </w:p>
+    <w:p>
+      <w:pPr>
+        <w:spacing w:after="10"/>
+        <w:ind w:left="170"/>
+      </w:pPr>
+      <w:r>
+        <w:rPr>
+          <w:b w:val="0"/>
+          <w:i w:val="0"/>
+          <w:sz w:val="20"/>
+          <w:u w:val="none"/>
+        </w:rPr>
+        <w:t>④ photographer : a person who takes photographs, either as a job or hobby</w:t>
+      </w:r>
+    </w:p>
+    <w:p>
+      <w:pPr>
+        <w:spacing w:after="10"/>
+        <w:ind w:left="170"/>
+      </w:pPr>
+      <w:r>
+        <w:rPr>
+          <w:b w:val="0"/>
+          <w:i w:val="0"/>
+          <w:sz w:val="20"/>
+          <w:u w:val="none"/>
+        </w:rPr>
+        <w:t>⑤ skill : an ability to do something very badly because you have learned it</w:t>
+      </w:r>
+    </w:p>
+    <w:p>
+      <w:pPr>
+        <w:spacing w:after="20" w:before="50"/>
+      </w:pPr>
+      <w:r>
+        <w:rPr>
+          <w:b/>
+          <w:i w:val="0"/>
+          <w:color w:val="1F3864"/>
+          <w:sz w:val="20"/>
+          <w:u w:val="none"/>
+        </w:rPr>
         <w:t xml:space="preserve">16. </w:t>
       </w:r>
       <w:r>
@@ -1599,7 +2676,25 @@
           <w:sz w:val="20"/>
           <w:u w:val="none"/>
         </w:rPr>
-        <w:t xml:space="preserve">다음 영영풀이에 해당하는 단어를 주어진 철자로 시작하여 쓰시오. </w:t>
+        <w:t xml:space="preserve">다음 (A)~(D)의 빈칸 어디에도 들어갈 수 </w:t>
+      </w:r>
+      <w:r>
+        <w:rPr>
+          <w:b/>
+          <w:i w:val="0"/>
+          <w:sz w:val="20"/>
+          <w:u w:val="none"/>
+        </w:rPr>
+        <w:t>없는</w:t>
+      </w:r>
+      <w:r>
+        <w:rPr>
+          <w:b w:val="0"/>
+          <w:i w:val="0"/>
+          <w:sz w:val="20"/>
+          <w:u w:val="none"/>
+        </w:rPr>
+        <w:t xml:space="preserve"> 것은? (순서 무관) </w:t>
       </w:r>
       <w:r>
         <w:rPr>
@@ -1630,7 +2725,43 @@
           <w:sz w:val="20"/>
           <w:u w:val="none"/>
         </w:rPr>
-        <w:t>a person whose job is to protect a person, place or thing from danger → g________</w:t>
+        <w:t>(A) Who will take care ________ your cat while you are on vacation?</w:t>
+      </w:r>
+      <w:r>
+        <w:br/>
+      </w:r>
+      <w:r>
+        <w:rPr>
+          <w:b w:val="0"/>
+          <w:i w:val="0"/>
+          <w:sz w:val="20"/>
+          <w:u w:val="none"/>
+        </w:rPr>
+        <w:t>(B) The thief tried to run ________ from the guard, but he was caught.</w:t>
+      </w:r>
+      <w:r>
+        <w:br/>
+      </w:r>
+      <w:r>
+        <w:rPr>
+          <w:b w:val="0"/>
+          <w:i w:val="0"/>
+          <w:sz w:val="20"/>
+          <w:u w:val="none"/>
+        </w:rPr>
+        <w:t>(C) Turn ________ and open your eyes. Ta-da! It's for you.</w:t>
+      </w:r>
+      <w:r>
+        <w:br/>
+      </w:r>
+      <w:r>
+        <w:rPr>
+          <w:b w:val="0"/>
+          <w:i w:val="0"/>
+          <w:sz w:val="20"/>
+          <w:u w:val="none"/>
+        </w:rPr>
+        <w:t>(D) The paint is starting to fall ________ the wall.</w:t>
       </w:r>
     </w:p>
     <w:p>
@@ -1645,7 +2776,22 @@
           <w:sz w:val="20"/>
           <w:u w:val="none"/>
         </w:rPr>
-        <w:t>→ ____________</w:t>
+        <w:t>① of    ② away    ③ in    ④ around    ⑤ off</w:t>
+      </w:r>
+    </w:p>
+    <w:p>
+      <w:pPr>
+        <w:spacing w:after="30" w:before="100"/>
+      </w:pPr>
+      <w:r>
+        <w:rPr>
+          <w:b/>
+          <w:i w:val="0"/>
+          <w:color w:val="1F3864"/>
+          <w:sz w:val="21"/>
+          <w:u w:val="none"/>
+        </w:rPr>
+        <w:t>■ [17~20] 서술형</w:t>
       </w:r>
     </w:p>
     <w:p>
@@ -1669,7 +2815,7 @@
           <w:sz w:val="20"/>
           <w:u w:val="none"/>
         </w:rPr>
-        <w:t xml:space="preserve">다음 영영풀이에 해당하는 단어를 쓰시오. (2개) </w:t>
+        <w:t xml:space="preserve">다음 영영풀이에 해당하는 단어를 주어진 철자로 시작하여 쓰시오. (각 1단어) </w:t>
       </w:r>
       <w:r>
         <w:rPr>
@@ -1678,7 +2824,7 @@
           <w:sz w:val="20"/>
           <w:u w:val="none"/>
         </w:rPr>
-        <w:t>(4점)</w:t>
+        <w:t>(3점)</w:t>
       </w:r>
     </w:p>
     <w:p>
@@ -1700,7 +2846,7 @@
           <w:sz w:val="20"/>
           <w:u w:val="none"/>
         </w:rPr>
-        <w:t>(1) to put old paper, glass, etc. through a special process so that they can be used again → r________</w:t>
+        <w:t>(1) c________ : n. an object for holding things, such as a can, box, or bottle</w:t>
       </w:r>
       <w:r>
         <w:br/>
@@ -1712,7 +2858,19 @@
           <w:sz w:val="20"/>
           <w:u w:val="none"/>
         </w:rPr>
-        <w:t>(2) the natural world, including water, air, land, and plants → e________</w:t>
+        <w:t>(2) e________ : n. someone who saw a crime or an accident</w:t>
+      </w:r>
+      <w:r>
+        <w:br/>
+      </w:r>
+      <w:r>
+        <w:rPr>
+          <w:b w:val="0"/>
+          <w:i w:val="0"/>
+          <w:sz w:val="20"/>
+          <w:u w:val="none"/>
+        </w:rPr>
+        <w:t>(3) p________ : n. the skill or activity of taking photographs</w:t>
       </w:r>
     </w:p>
     <w:p>
@@ -1727,7 +2885,7 @@
           <w:sz w:val="20"/>
           <w:u w:val="none"/>
         </w:rPr>
-        <w:t>(1) ____________ (2) ____________</w:t>
+        <w:t>(1) ____________ (2) ____________ (3) ____________</w:t>
       </w:r>
     </w:p>
     <w:p>
@@ -1751,7 +2909,7 @@
           <w:sz w:val="20"/>
           <w:u w:val="none"/>
         </w:rPr>
-        <w:t xml:space="preserve">다음 우리말에 맞게 빈칸에 알맞은 말을 쓰시오. </w:t>
+        <w:t xml:space="preserve">다음 글의 빈칸 (A)~(D)에 들어갈 알맞은 말을 주어진 철자로 시작하여 쓰시오. (필요하면 형태를 바꿀 것) </w:t>
       </w:r>
       <w:r>
         <w:rPr>
@@ -1782,19 +2940,7 @@
           <w:sz w:val="20"/>
           <w:u w:val="none"/>
         </w:rPr>
-        <w:t>사진작가는 사진 찍는 기술(사진술)을 가지고 있다.</w:t>
-      </w:r>
-      <w:r>
-        <w:br/>
-      </w:r>
-      <w:r>
-        <w:rPr>
-          <w:b w:val="0"/>
-          <w:i w:val="0"/>
-          <w:sz w:val="20"/>
-          <w:u w:val="none"/>
-        </w:rPr>
-        <w:t>A ________ has skills in ________.</w:t>
+        <w:t>Making a movie needs many people. Before shooting, the (A) d________ tells the actors and staff what to do. During shooting, a sound engineer (B) r________ the actors' voices. After shooting, the (C) e________ makes changes to the film and (D) d________ the bad scenes.</w:t>
       </w:r>
     </w:p>
     <w:p>
@@ -1809,7 +2955,7 @@
           <w:sz w:val="20"/>
           <w:u w:val="none"/>
         </w:rPr>
-        <w:t>→ ________ / ________</w:t>
+        <w:t>(A) ____________ (B) ____________ (C) ____________ (D) ____________</w:t>
       </w:r>
     </w:p>
     <w:p>
@@ -1833,7 +2979,7 @@
           <w:sz w:val="20"/>
           <w:u w:val="none"/>
         </w:rPr>
-        <w:t xml:space="preserve">다음 문장의 빈칸에 알맞은 단어를 쓰시오. (s로 시작) </w:t>
+        <w:t xml:space="preserve">★ 다음 우리말과 의미가 같도록 [보기]의 말을 모두 한 번씩 사용하여 문장을 완성하시오. </w:t>
       </w:r>
       <w:r>
         <w:rPr>
@@ -1842,7 +2988,7 @@
           <w:sz w:val="20"/>
           <w:u w:val="none"/>
         </w:rPr>
-        <w:t>(3점)</w:t>
+        <w:t>(4점)</w:t>
       </w:r>
     </w:p>
     <w:p>
@@ -1864,7 +3010,19 @@
           <w:sz w:val="20"/>
           <w:u w:val="none"/>
         </w:rPr>
-        <w:t>Don't ________ my pencil! It belongs to me.</w:t>
+        <w:t>나의 삼촌은 그 영화에서 동물들을 돌보는 것을 담당한다.</w:t>
+      </w:r>
+      <w:r>
+        <w:br/>
+      </w:r>
+      <w:r>
+        <w:rPr>
+          <w:b w:val="0"/>
+          <w:i w:val="0"/>
+          <w:sz w:val="20"/>
+          <w:u w:val="none"/>
+        </w:rPr>
+        <w:t>[보기] charge / of / is / in / taking care of / the animals / my uncle / in the movie</w:t>
       </w:r>
     </w:p>
     <w:p>
@@ -1879,7 +3037,7 @@
           <w:sz w:val="20"/>
           <w:u w:val="none"/>
         </w:rPr>
-        <w:t>→ s____________</w:t>
+        <w:t>→ ________________________________________________.</w:t>
       </w:r>
     </w:p>
     <w:p>
@@ -1903,17 +3061,30 @@
           <w:sz w:val="20"/>
           <w:u w:val="none"/>
         </w:rPr>
-        <w:t xml:space="preserve">다음 중 직업을 나타내는 단어가 </w:t>
-      </w:r>
-      <w:r>
-        <w:rPr>
-          <w:b/>
+        <w:t xml:space="preserve">다음 우리말과 의미가 같도록 [보기]의 말을 배열하여 문장을 완성하시오. (단, 「그 답례로」를 and 바로 뒤에 쓸 것) </w:t>
+      </w:r>
+      <w:r>
+        <w:rPr>
+          <w:b w:val="0"/>
           <w:i w:val="0"/>
           <w:sz w:val="20"/>
           <w:u w:val="none"/>
         </w:rPr>
-        <w:t>아닌</w:t>
-      </w:r>
+        <w:t>(3점)</w:t>
+      </w:r>
+    </w:p>
+    <w:p>
+      <w:pPr>
+        <w:spacing w:after="30"/>
+        <w:ind w:left="57" w:right="57"/>
+        <w:pBdr>
+          <w:top w:val="single" w:sz="4" w:space="3" w:color="8DA2C4"/>
+          <w:left w:val="single" w:sz="4" w:space="3" w:color="8DA2C4"/>
+          <w:bottom w:val="single" w:sz="4" w:space="3" w:color="8DA2C4"/>
+          <w:right w:val="single" w:sz="4" w:space="3" w:color="8DA2C4"/>
+        </w:pBdr>
+        <w:shd w:val="clear" w:color="auto" w:fill="F7F9FC"/>
+      </w:pPr>
       <w:r>
         <w:rPr>
           <w:b w:val="0"/>
@@ -1921,7 +3092,10 @@
           <w:sz w:val="20"/>
           <w:u w:val="none"/>
         </w:rPr>
-        <w:t xml:space="preserve"> 것은? </w:t>
+        <w:t>그녀는 나에게 호의를 베풀었고, 그 답례로 나는 그녀에게 쿠키를 만들어 주었다.</w:t>
+      </w:r>
+      <w:r>
+        <w:br/>
       </w:r>
       <w:r>
         <w:rPr>
@@ -1930,7 +3104,7 @@
           <w:sz w:val="20"/>
           <w:u w:val="none"/>
         </w:rPr>
-        <w:t>(3점)</w:t>
+        <w:t>[보기] made / return / I / in / cookies / for her</w:t>
       </w:r>
     </w:p>
     <w:p>
@@ -1945,7 +3119,7 @@
           <w:sz w:val="20"/>
           <w:u w:val="none"/>
         </w:rPr>
-        <w:t>① director    ② editor    ③ engineer    ④ manager    ⑤ storytelling</w:t>
+        <w:t>→ She did me a favor, and ________________________________.</w:t>
       </w:r>
     </w:p>
     <w:p>
@@ -2024,7 +3198,7 @@
           <w:sz w:val="18"/>
           <w:u w:val="none"/>
         </w:rPr>
-        <w:t xml:space="preserve"> ②</w:t>
+        <w:t xml:space="preserve"> ③</w:t>
       </w:r>
       <w:r>
         <w:rPr>
@@ -2082,7 +3256,7 @@
           <w:sz w:val="18"/>
           <w:u w:val="none"/>
         </w:rPr>
-        <w:t xml:space="preserve"> ④</w:t>
+        <w:t xml:space="preserve"> ③</w:t>
       </w:r>
       <w:r>
         <w:rPr>
@@ -2111,7 +3285,7 @@
           <w:sz w:val="18"/>
           <w:u w:val="none"/>
         </w:rPr>
-        <w:t xml:space="preserve"> ①, ③, ⑤</w:t>
+        <w:t xml:space="preserve"> ②, ④</w:t>
       </w:r>
       <w:r>
         <w:rPr>
@@ -2169,7 +3343,7 @@
           <w:sz w:val="18"/>
           <w:u w:val="none"/>
         </w:rPr>
-        <w:t xml:space="preserve"> ①</w:t>
+        <w:t xml:space="preserve"> ④</w:t>
       </w:r>
       <w:r>
         <w:rPr>
@@ -2227,7 +3401,7 @@
           <w:sz w:val="18"/>
           <w:u w:val="none"/>
         </w:rPr>
-        <w:t xml:space="preserve"> ②</w:t>
+        <w:t xml:space="preserve"> ①</w:t>
       </w:r>
       <w:r>
         <w:rPr>
@@ -2285,7 +3459,7 @@
           <w:sz w:val="18"/>
           <w:u w:val="none"/>
         </w:rPr>
-        <w:t xml:space="preserve"> ①</w:t>
+        <w:t xml:space="preserve"> ②, ③</w:t>
       </w:r>
       <w:r>
         <w:rPr>
@@ -2314,7 +3488,7 @@
           <w:sz w:val="18"/>
           <w:u w:val="none"/>
         </w:rPr>
-        <w:t xml:space="preserve"> ⑤</w:t>
+        <w:t xml:space="preserve"> ②</w:t>
       </w:r>
       <w:r>
         <w:rPr>
@@ -2343,7 +3517,7 @@
           <w:sz w:val="18"/>
           <w:u w:val="none"/>
         </w:rPr>
-        <w:t xml:space="preserve"> ①, ②, ④</w:t>
+        <w:t xml:space="preserve"> ①</w:t>
       </w:r>
       <w:r>
         <w:rPr>
@@ -2372,7 +3546,7 @@
           <w:sz w:val="18"/>
           <w:u w:val="none"/>
         </w:rPr>
-        <w:t xml:space="preserve"> ①</w:t>
+        <w:t xml:space="preserve"> ②</w:t>
       </w:r>
       <w:r>
         <w:rPr>
@@ -2401,7 +3575,7 @@
           <w:sz w:val="18"/>
           <w:u w:val="none"/>
         </w:rPr>
-        <w:t xml:space="preserve"> ③</w:t>
+        <w:t xml:space="preserve"> ④</w:t>
       </w:r>
       <w:r>
         <w:rPr>
@@ -2430,7 +3604,7 @@
           <w:sz w:val="18"/>
           <w:u w:val="none"/>
         </w:rPr>
-        <w:t xml:space="preserve"> guard</w:t>
+        <w:t xml:space="preserve"> ③</w:t>
       </w:r>
       <w:r>
         <w:rPr>
@@ -2459,7 +3633,7 @@
           <w:sz w:val="18"/>
           <w:u w:val="none"/>
         </w:rPr>
-        <w:t xml:space="preserve"> (1) recycle (2) environment</w:t>
+        <w:t xml:space="preserve"> (1) container (2) eyewitness (3) photography</w:t>
       </w:r>
       <w:r>
         <w:rPr>
@@ -2488,7 +3662,7 @@
           <w:sz w:val="18"/>
           <w:u w:val="none"/>
         </w:rPr>
-        <w:t xml:space="preserve"> photographer / photography</w:t>
+        <w:t xml:space="preserve"> (A) director (B) records (C) editor (D) deletes</w:t>
       </w:r>
       <w:r>
         <w:rPr>
@@ -2517,7 +3691,7 @@
           <w:sz w:val="18"/>
           <w:u w:val="none"/>
         </w:rPr>
-        <w:t xml:space="preserve"> steal</w:t>
+        <w:t xml:space="preserve"> My uncle is in charge of taking care of the animals in the movie.</w:t>
       </w:r>
       <w:r>
         <w:rPr>
@@ -2546,7 +3720,7 @@
           <w:sz w:val="18"/>
           <w:u w:val="none"/>
         </w:rPr>
-        <w:t xml:space="preserve"> ⑤</w:t>
+        <w:t xml:space="preserve"> in return I made cookies for her</w:t>
       </w:r>
     </w:p>
     <w:sectPr>

--- a/mokdong1/2mid/word/md1s2_vocab_test_exam.docx
+++ b/mokdong1/2mid/word/md1s2_vocab_test_exam.docx
@@ -19,10 +19,10 @@
     </w:p>
     <w:p>
       <w:pPr>
-        <w:spacing w:after="80"/>
         <w:pBdr>
           <w:bottom w:val="single" w:sz="8" w:space="2" w:color="1F3864"/>
         </w:pBdr>
+        <w:spacing w:after="80"/>
       </w:pPr>
       <w:r>
         <w:rPr>
@@ -234,8 +234,6 @@
     </w:p>
     <w:p>
       <w:pPr>
-        <w:spacing w:after="30"/>
-        <w:ind w:left="57" w:right="57"/>
         <w:pBdr>
           <w:top w:val="single" w:sz="4" w:space="3" w:color="8DA2C4"/>
           <w:left w:val="single" w:sz="4" w:space="3" w:color="8DA2C4"/>
@@ -243,6 +241,8 @@
           <w:right w:val="single" w:sz="4" w:space="3" w:color="8DA2C4"/>
         </w:pBdr>
         <w:shd w:val="clear" w:color="auto" w:fill="F7F9FC"/>
+        <w:spacing w:after="30"/>
+        <w:ind w:left="57" w:right="57"/>
       </w:pPr>
       <w:r>
         <w:rPr>
@@ -496,8 +496,6 @@
     </w:p>
     <w:p>
       <w:pPr>
-        <w:spacing w:after="30"/>
-        <w:ind w:left="57" w:right="57"/>
         <w:pBdr>
           <w:top w:val="single" w:sz="4" w:space="3" w:color="8DA2C4"/>
           <w:left w:val="single" w:sz="4" w:space="3" w:color="8DA2C4"/>
@@ -505,6 +503,8 @@
           <w:right w:val="single" w:sz="4" w:space="3" w:color="8DA2C4"/>
         </w:pBdr>
         <w:shd w:val="clear" w:color="auto" w:fill="F7F9FC"/>
+        <w:spacing w:after="30"/>
+        <w:ind w:left="57" w:right="57"/>
       </w:pPr>
       <w:r>
         <w:rPr>
@@ -704,8 +704,6 @@
     </w:p>
     <w:p>
       <w:pPr>
-        <w:spacing w:after="30"/>
-        <w:ind w:left="57" w:right="57"/>
         <w:pBdr>
           <w:top w:val="single" w:sz="4" w:space="3" w:color="8DA2C4"/>
           <w:left w:val="single" w:sz="4" w:space="3" w:color="8DA2C4"/>
@@ -713,6 +711,8 @@
           <w:right w:val="single" w:sz="4" w:space="3" w:color="8DA2C4"/>
         </w:pBdr>
         <w:shd w:val="clear" w:color="auto" w:fill="F7F9FC"/>
+        <w:spacing w:after="30"/>
+        <w:ind w:left="57" w:right="57"/>
       </w:pPr>
       <w:r>
         <w:rPr>
@@ -858,8 +858,6 @@
     </w:p>
     <w:p>
       <w:pPr>
-        <w:spacing w:after="30"/>
-        <w:ind w:left="57" w:right="57"/>
         <w:pBdr>
           <w:top w:val="single" w:sz="4" w:space="3" w:color="8DA2C4"/>
           <w:left w:val="single" w:sz="4" w:space="3" w:color="8DA2C4"/>
@@ -867,6 +865,8 @@
           <w:right w:val="single" w:sz="4" w:space="3" w:color="8DA2C4"/>
         </w:pBdr>
         <w:shd w:val="clear" w:color="auto" w:fill="F7F9FC"/>
+        <w:spacing w:after="30"/>
+        <w:ind w:left="57" w:right="57"/>
       </w:pPr>
       <w:r>
         <w:rPr>
@@ -1114,8 +1114,6 @@
     </w:p>
     <w:p>
       <w:pPr>
-        <w:spacing w:after="30"/>
-        <w:ind w:left="57" w:right="57"/>
         <w:pBdr>
           <w:top w:val="single" w:sz="4" w:space="3" w:color="8DA2C4"/>
           <w:left w:val="single" w:sz="4" w:space="3" w:color="8DA2C4"/>
@@ -1123,6 +1121,8 @@
           <w:right w:val="single" w:sz="4" w:space="3" w:color="8DA2C4"/>
         </w:pBdr>
         <w:shd w:val="clear" w:color="auto" w:fill="F7F9FC"/>
+        <w:spacing w:after="30"/>
+        <w:ind w:left="57" w:right="57"/>
       </w:pPr>
       <w:r>
         <w:rPr>
@@ -1421,8 +1421,6 @@
     </w:p>
     <w:p>
       <w:pPr>
-        <w:spacing w:after="30"/>
-        <w:ind w:left="57" w:right="57"/>
         <w:pBdr>
           <w:top w:val="single" w:sz="4" w:space="3" w:color="8DA2C4"/>
           <w:left w:val="single" w:sz="4" w:space="3" w:color="8DA2C4"/>
@@ -1430,6 +1428,8 @@
           <w:right w:val="single" w:sz="4" w:space="3" w:color="8DA2C4"/>
         </w:pBdr>
         <w:shd w:val="clear" w:color="auto" w:fill="F7F9FC"/>
+        <w:spacing w:after="30"/>
+        <w:ind w:left="57" w:right="57"/>
       </w:pPr>
       <w:r>
         <w:rPr>
@@ -1599,8 +1599,6 @@
     </w:p>
     <w:p>
       <w:pPr>
-        <w:spacing w:after="30"/>
-        <w:ind w:left="57" w:right="57"/>
         <w:pBdr>
           <w:top w:val="single" w:sz="4" w:space="3" w:color="8DA2C4"/>
           <w:left w:val="single" w:sz="4" w:space="3" w:color="8DA2C4"/>
@@ -1608,6 +1606,8 @@
           <w:right w:val="single" w:sz="4" w:space="3" w:color="8DA2C4"/>
         </w:pBdr>
         <w:shd w:val="clear" w:color="auto" w:fill="F7F9FC"/>
+        <w:spacing w:after="30"/>
+        <w:ind w:left="57" w:right="57"/>
       </w:pPr>
       <w:r>
         <w:rPr>
@@ -1777,8 +1777,6 @@
     </w:p>
     <w:p>
       <w:pPr>
-        <w:spacing w:after="30"/>
-        <w:ind w:left="57" w:right="57"/>
         <w:pBdr>
           <w:top w:val="single" w:sz="4" w:space="3" w:color="8DA2C4"/>
           <w:left w:val="single" w:sz="4" w:space="3" w:color="8DA2C4"/>
@@ -1786,6 +1784,8 @@
           <w:right w:val="single" w:sz="4" w:space="3" w:color="8DA2C4"/>
         </w:pBdr>
         <w:shd w:val="clear" w:color="auto" w:fill="F7F9FC"/>
+        <w:spacing w:after="30"/>
+        <w:ind w:left="57" w:right="57"/>
       </w:pPr>
       <w:r>
         <w:rPr>
@@ -2156,8 +2156,6 @@
     </w:p>
     <w:p>
       <w:pPr>
-        <w:spacing w:after="30"/>
-        <w:ind w:left="57" w:right="57"/>
         <w:pBdr>
           <w:top w:val="single" w:sz="4" w:space="3" w:color="8DA2C4"/>
           <w:left w:val="single" w:sz="4" w:space="3" w:color="8DA2C4"/>
@@ -2165,6 +2163,8 @@
           <w:right w:val="single" w:sz="4" w:space="3" w:color="8DA2C4"/>
         </w:pBdr>
         <w:shd w:val="clear" w:color="auto" w:fill="F7F9FC"/>
+        <w:spacing w:after="30"/>
+        <w:ind w:left="57" w:right="57"/>
       </w:pPr>
       <w:r>
         <w:rPr>
@@ -2286,8 +2286,6 @@
     </w:p>
     <w:p>
       <w:pPr>
-        <w:spacing w:after="30"/>
-        <w:ind w:left="57" w:right="57"/>
         <w:pBdr>
           <w:top w:val="single" w:sz="4" w:space="3" w:color="8DA2C4"/>
           <w:left w:val="single" w:sz="4" w:space="3" w:color="8DA2C4"/>
@@ -2295,6 +2293,8 @@
           <w:right w:val="single" w:sz="4" w:space="3" w:color="8DA2C4"/>
         </w:pBdr>
         <w:shd w:val="clear" w:color="auto" w:fill="F7F9FC"/>
+        <w:spacing w:after="30"/>
+        <w:ind w:left="57" w:right="57"/>
       </w:pPr>
       <w:r>
         <w:rPr>
@@ -2494,8 +2494,6 @@
     </w:p>
     <w:p>
       <w:pPr>
-        <w:spacing w:after="30"/>
-        <w:ind w:left="57" w:right="57"/>
         <w:pBdr>
           <w:top w:val="single" w:sz="4" w:space="3" w:color="8DA2C4"/>
           <w:left w:val="single" w:sz="4" w:space="3" w:color="8DA2C4"/>
@@ -2503,6 +2501,8 @@
           <w:right w:val="single" w:sz="4" w:space="3" w:color="8DA2C4"/>
         </w:pBdr>
         <w:shd w:val="clear" w:color="auto" w:fill="F7F9FC"/>
+        <w:spacing w:after="30"/>
+        <w:ind w:left="57" w:right="57"/>
       </w:pPr>
       <w:r>
         <w:rPr>
@@ -2708,8 +2708,6 @@
     </w:p>
     <w:p>
       <w:pPr>
-        <w:spacing w:after="30"/>
-        <w:ind w:left="57" w:right="57"/>
         <w:pBdr>
           <w:top w:val="single" w:sz="4" w:space="3" w:color="8DA2C4"/>
           <w:left w:val="single" w:sz="4" w:space="3" w:color="8DA2C4"/>
@@ -2717,6 +2715,8 @@
           <w:right w:val="single" w:sz="4" w:space="3" w:color="8DA2C4"/>
         </w:pBdr>
         <w:shd w:val="clear" w:color="auto" w:fill="F7F9FC"/>
+        <w:spacing w:after="30"/>
+        <w:ind w:left="57" w:right="57"/>
       </w:pPr>
       <w:r>
         <w:rPr>
@@ -2829,8 +2829,6 @@
     </w:p>
     <w:p>
       <w:pPr>
-        <w:spacing w:after="30"/>
-        <w:ind w:left="57" w:right="57"/>
         <w:pBdr>
           <w:top w:val="single" w:sz="4" w:space="3" w:color="8DA2C4"/>
           <w:left w:val="single" w:sz="4" w:space="3" w:color="8DA2C4"/>
@@ -2838,6 +2836,8 @@
           <w:right w:val="single" w:sz="4" w:space="3" w:color="8DA2C4"/>
         </w:pBdr>
         <w:shd w:val="clear" w:color="auto" w:fill="F7F9FC"/>
+        <w:spacing w:after="30"/>
+        <w:ind w:left="57" w:right="57"/>
       </w:pPr>
       <w:r>
         <w:rPr>
@@ -2923,8 +2923,6 @@
     </w:p>
     <w:p>
       <w:pPr>
-        <w:spacing w:after="30"/>
-        <w:ind w:left="57" w:right="57"/>
         <w:pBdr>
           <w:top w:val="single" w:sz="4" w:space="3" w:color="8DA2C4"/>
           <w:left w:val="single" w:sz="4" w:space="3" w:color="8DA2C4"/>
@@ -2932,6 +2930,8 @@
           <w:right w:val="single" w:sz="4" w:space="3" w:color="8DA2C4"/>
         </w:pBdr>
         <w:shd w:val="clear" w:color="auto" w:fill="F7F9FC"/>
+        <w:spacing w:after="30"/>
+        <w:ind w:left="57" w:right="57"/>
       </w:pPr>
       <w:r>
         <w:rPr>
@@ -2993,8 +2993,6 @@
     </w:p>
     <w:p>
       <w:pPr>
-        <w:spacing w:after="30"/>
-        <w:ind w:left="57" w:right="57"/>
         <w:pBdr>
           <w:top w:val="single" w:sz="4" w:space="3" w:color="8DA2C4"/>
           <w:left w:val="single" w:sz="4" w:space="3" w:color="8DA2C4"/>
@@ -3002,6 +3000,8 @@
           <w:right w:val="single" w:sz="4" w:space="3" w:color="8DA2C4"/>
         </w:pBdr>
         <w:shd w:val="clear" w:color="auto" w:fill="F7F9FC"/>
+        <w:spacing w:after="30"/>
+        <w:ind w:left="57" w:right="57"/>
       </w:pPr>
       <w:r>
         <w:rPr>
@@ -3075,8 +3075,6 @@
     </w:p>
     <w:p>
       <w:pPr>
-        <w:spacing w:after="30"/>
-        <w:ind w:left="57" w:right="57"/>
         <w:pBdr>
           <w:top w:val="single" w:sz="4" w:space="3" w:color="8DA2C4"/>
           <w:left w:val="single" w:sz="4" w:space="3" w:color="8DA2C4"/>
@@ -3084,6 +3082,8 @@
           <w:right w:val="single" w:sz="4" w:space="3" w:color="8DA2C4"/>
         </w:pBdr>
         <w:shd w:val="clear" w:color="auto" w:fill="F7F9FC"/>
+        <w:spacing w:after="30"/>
+        <w:ind w:left="57" w:right="57"/>
       </w:pPr>
       <w:r>
         <w:rPr>
@@ -3128,8 +3128,8 @@
           <w:type w:val="continuous"/>
           <w:pgSz w:w="11906" w:h="16838"/>
           <w:pgMar w:top="680" w:right="794" w:bottom="624" w:left="794" w:header="720" w:footer="720" w:gutter="0"/>
+          <w:cols w:num="2" w:space="396" w:sep="1"/>
           <w:docGrid w:linePitch="360"/>
-          <w:cols w:num="2" w:space="396" w:sep="1"/>
         </w:sectPr>
       </w:pPr>
     </w:p>
@@ -3726,8 +3726,8 @@
     <w:sectPr>
       <w:pgSz w:w="11906" w:h="16838"/>
       <w:pgMar w:top="680" w:right="794" w:bottom="624" w:left="794" w:header="720" w:footer="720" w:gutter="0"/>
+      <w:cols w:num="1" w:space="396"/>
       <w:docGrid w:linePitch="360"/>
-      <w:cols w:num="1" w:space="396"/>
     </w:sectPr>
   </w:body>
 </w:document>

--- a/mokdong1/2mid/word/md1s2_vocab_test_exam.docx
+++ b/mokdong1/2mid/word/md1s2_vocab_test_exam.docx
@@ -55,7 +55,7 @@
           <w:sz w:val="17"/>
           <w:u w:val="none"/>
         </w:rPr>
-        <w:t>배점: 4점 8문항(2·4·5·6·8·11·18·19번) / 3점 12문항 · 「있는 대로」·「옳은 것 개수」 3문항(4·5·11번) · 서술형 4문항(17·18·19·20번, 배열영작★ 19·20번) · 근거: 중1 2학기 기출 A(2023 기말)·B(2024 중간)·C(2024 기말)·D(2025 기말) 어휘 레시피 PART 4 + 1-8·1-10</w:t>
+        <w:t>배점: 4점 7문항(2·4·6·8·11·18·19번) / 3점 13문항 · 「있는 대로」·「옳은 것 개수」 2문항(4·11번) · 서술형 4문항(17~20번, 배열영작★ 19번) · 모든 예문은 프린트 문장 원문, 영영풀이는 프린트 인쇄본 원문(오답 풀이 = 다른 프린트 단어의 풀이)</w:t>
       </w:r>
     </w:p>
     <w:p>
@@ -166,7 +166,7 @@
           <w:sz w:val="20"/>
           <w:u w:val="none"/>
         </w:rPr>
-        <w:t>③ expensive : costing very little money</w:t>
+        <w:t>③ expensive : costing a lot of money</w:t>
       </w:r>
     </w:p>
     <w:p>
@@ -181,7 +181,7 @@
           <w:sz w:val="20"/>
           <w:u w:val="none"/>
         </w:rPr>
-        <w:t>④ explain : to tell someone about something so that he or she can understand it</w:t>
+        <w:t>④ guard : a person in charge of cleaning and fixing things in a building</w:t>
       </w:r>
     </w:p>
     <w:p>
@@ -251,7 +251,7 @@
           <w:sz w:val="20"/>
           <w:u w:val="none"/>
         </w:rPr>
-        <w:t>(1) The ________ stood next to the painting all day to protect it.</w:t>
+        <w:t>(1) Read the following, and find the ________.</w:t>
       </w:r>
       <w:r>
         <w:br/>
@@ -263,7 +263,7 @@
           <w:sz w:val="20"/>
           <w:u w:val="none"/>
         </w:rPr>
-        <w:t>(2) The police think he took the money, but they are not sure. He is a ________.</w:t>
+        <w:t>(2) There were four ________s.</w:t>
       </w:r>
       <w:r>
         <w:br/>
@@ -275,7 +275,7 @@
           <w:sz w:val="20"/>
           <w:u w:val="none"/>
         </w:rPr>
-        <w:t>(3) Someone tried to ________ my bike, but the guard stopped him.</w:t>
+        <w:t>(3) I went to the crime ________, and there were pieces of cake all over the painting.</w:t>
       </w:r>
       <w:r>
         <w:br/>
@@ -287,7 +287,7 @@
           <w:sz w:val="20"/>
           <w:u w:val="none"/>
         </w:rPr>
-        <w:t>(4) The eyewitness gave a ________ to the police about what she saw.</w:t>
+        <w:t>(4) Now, look at the information about the ________s.</w:t>
       </w:r>
       <w:r>
         <w:br/>
@@ -299,7 +299,7 @@
           <w:sz w:val="20"/>
           <w:u w:val="none"/>
         </w:rPr>
-        <w:t>(5) The doctor checked my ________ and weight.</w:t>
+        <w:t>(5) The box was from Camila's ________.</w:t>
       </w:r>
       <w:r>
         <w:br/>
@@ -311,7 +311,7 @@
           <w:sz w:val="20"/>
           <w:u w:val="none"/>
         </w:rPr>
-        <w:t>〈보기 1〉 guard / suspect / steal / statement / height / criminal</w:t>
+        <w:t>〈보기 1〉 criminal / eyewitness / scene / suspect / bakery / janitor</w:t>
       </w:r>
       <w:r>
         <w:br/>
@@ -335,7 +335,7 @@
           <w:sz w:val="20"/>
           <w:u w:val="none"/>
         </w:rPr>
-        <w:t xml:space="preserve"> (나) something that you say or write officially</w:t>
+        <w:t xml:space="preserve"> (나) someone who saw a crime or an accident</w:t>
       </w:r>
       <w:r>
         <w:br/>
@@ -359,7 +359,7 @@
           <w:sz w:val="20"/>
           <w:u w:val="none"/>
         </w:rPr>
-        <w:t xml:space="preserve"> (라) how tall someone or something is</w:t>
+        <w:t xml:space="preserve"> (라) a place where something happens</w:t>
       </w:r>
       <w:r>
         <w:br/>
@@ -371,7 +371,7 @@
           <w:sz w:val="20"/>
           <w:u w:val="none"/>
         </w:rPr>
-        <w:t xml:space="preserve"> (마) a person whose job is to protect a person, place or thing from danger or attack</w:t>
+        <w:t xml:space="preserve"> (마) a place where bread and cakes are made or sold</w:t>
       </w:r>
       <w:r>
         <w:br/>
@@ -383,7 +383,7 @@
           <w:sz w:val="20"/>
           <w:u w:val="none"/>
         </w:rPr>
-        <w:t xml:space="preserve"> (바) to take something that belongs to someone else</w:t>
+        <w:t xml:space="preserve"> (바) a person in charge of cleaning and fixing things in a building</w:t>
       </w:r>
     </w:p>
     <w:p>
@@ -398,7 +398,7 @@
           <w:sz w:val="20"/>
           <w:u w:val="none"/>
         </w:rPr>
-        <w:t>① (1) guard – (다)</w:t>
+        <w:t>① (1) criminal – (가)</w:t>
       </w:r>
     </w:p>
     <w:p>
@@ -413,7 +413,7 @@
           <w:sz w:val="20"/>
           <w:u w:val="none"/>
         </w:rPr>
-        <w:t>② (2) criminal – (가)</w:t>
+        <w:t>② (2) eyewitness – (나)</w:t>
       </w:r>
     </w:p>
     <w:p>
@@ -428,7 +428,7 @@
           <w:sz w:val="20"/>
           <w:u w:val="none"/>
         </w:rPr>
-        <w:t>③ (3) steal – (바)</w:t>
+        <w:t>③ (3) scene – (마)</w:t>
       </w:r>
     </w:p>
     <w:p>
@@ -443,7 +443,7 @@
           <w:sz w:val="20"/>
           <w:u w:val="none"/>
         </w:rPr>
-        <w:t>④ (4) statement – (라)</w:t>
+        <w:t>④ (4) suspect – (다)</w:t>
       </w:r>
     </w:p>
     <w:p>
@@ -458,7 +458,7 @@
           <w:sz w:val="20"/>
           <w:u w:val="none"/>
         </w:rPr>
-        <w:t>⑤ (5) height – (나)</w:t>
+        <w:t>⑤ (5) bakery – (라)</w:t>
       </w:r>
     </w:p>
     <w:p>
@@ -513,7 +513,7 @@
           <w:sz w:val="20"/>
           <w:u w:val="none"/>
         </w:rPr>
-        <w:t>• A: Did the police catch the thief?</w:t>
+        <w:t>• Reporter: Are there any (A) ________?</w:t>
       </w:r>
       <w:r>
         <w:br/>
@@ -525,7 +525,7 @@
           <w:sz w:val="20"/>
           <w:u w:val="none"/>
         </w:rPr>
-        <w:t xml:space="preserve"> B: Not yet. They have a (A) ________, but they're not sure he did it.</w:t>
+        <w:t xml:space="preserve"> Police: Yes, there are four of them.</w:t>
       </w:r>
       <w:r>
         <w:br/>
@@ -537,7 +537,7 @@
           <w:sz w:val="20"/>
           <w:u w:val="none"/>
         </w:rPr>
-        <w:t>• A: How tall is the man?</w:t>
+        <w:t>• Reporter: What did they say about the (B) ________?</w:t>
       </w:r>
       <w:r>
         <w:br/>
@@ -549,7 +549,7 @@
           <w:sz w:val="20"/>
           <w:u w:val="none"/>
         </w:rPr>
-        <w:t xml:space="preserve"> B: I don't know his exact (B) ________.</w:t>
+        <w:t xml:space="preserve"> Police: The suspect is a young man with long brown hair.</w:t>
       </w:r>
       <w:r>
         <w:br/>
@@ -561,7 +561,7 @@
           <w:sz w:val="20"/>
           <w:u w:val="none"/>
         </w:rPr>
-        <w:t>• A: What did the eyewitness do at the police station?</w:t>
+        <w:t>• G: Why not? It's a little dark in here.</w:t>
       </w:r>
       <w:r>
         <w:br/>
@@ -573,7 +573,7 @@
           <w:sz w:val="20"/>
           <w:u w:val="none"/>
         </w:rPr>
-        <w:t xml:space="preserve"> B: She wrote a (C) ________ about what she saw.</w:t>
+        <w:t xml:space="preserve"> M: I'm sorry, but using the flash can (C) ________ paintings.</w:t>
       </w:r>
     </w:p>
     <w:p>
@@ -588,7 +588,7 @@
           <w:sz w:val="20"/>
           <w:u w:val="none"/>
         </w:rPr>
-        <w:t>① suspect – height – statement</w:t>
+        <w:t>① eyewitnesses – suspect – damage</w:t>
       </w:r>
     </w:p>
     <w:p>
@@ -603,7 +603,7 @@
           <w:sz w:val="20"/>
           <w:u w:val="none"/>
         </w:rPr>
-        <w:t>② criminal – height – statement</w:t>
+        <w:t>② guards – suspect – damage</w:t>
       </w:r>
     </w:p>
     <w:p>
@@ -618,7 +618,7 @@
           <w:sz w:val="20"/>
           <w:u w:val="none"/>
         </w:rPr>
-        <w:t>③ suspect – weight – statement</w:t>
+        <w:t>③ eyewitnesses – owner – damage</w:t>
       </w:r>
     </w:p>
     <w:p>
@@ -633,7 +633,7 @@
           <w:sz w:val="20"/>
           <w:u w:val="none"/>
         </w:rPr>
-        <w:t>④ suspect – height – reason</w:t>
+        <w:t>④ eyewitnesses – suspect – feed</w:t>
       </w:r>
     </w:p>
     <w:p>
@@ -648,7 +648,7 @@
           <w:sz w:val="20"/>
           <w:u w:val="none"/>
         </w:rPr>
-        <w:t>⑤ criminal – weight – reason</w:t>
+        <w:t>⑤ janitors – owner – steal</w:t>
       </w:r>
     </w:p>
     <w:p>
@@ -721,7 +721,7 @@
           <w:sz w:val="20"/>
           <w:u w:val="none"/>
         </w:rPr>
-        <w:t>(a) The flash from a camera can ________ old paintings. (damage)</w:t>
+        <w:t>(a) Don't ________ the fish in the pond. (feed)</w:t>
       </w:r>
       <w:r>
         <w:br/>
@@ -733,7 +733,7 @@
           <w:sz w:val="20"/>
           <w:u w:val="none"/>
         </w:rPr>
-        <w:t>(b) Please don't ________ the fish. They already ate. (feed)</w:t>
+        <w:t>(b) The police caught the ________ this morning. (criminal)</w:t>
       </w:r>
       <w:r>
         <w:br/>
@@ -745,7 +745,7 @@
           <w:sz w:val="20"/>
           <w:u w:val="none"/>
         </w:rPr>
-        <w:t>(c) Someone ________ my wallet on the bus yesterday. (stole)</w:t>
+        <w:t>(c) Lily can speak five ________s. (language)</w:t>
       </w:r>
       <w:r>
         <w:br/>
@@ -757,7 +757,7 @@
           <w:sz w:val="20"/>
           <w:u w:val="none"/>
         </w:rPr>
-        <w:t>(d) The police caught a man, but they are still not sure he is the ________. (criminal)</w:t>
+        <w:t>(d) He solved the secret ________. (statement)</w:t>
       </w:r>
       <w:r>
         <w:br/>
@@ -808,7 +808,7 @@
           <w:sz w:val="20"/>
           <w:u w:val="none"/>
         </w:rPr>
-        <w:t xml:space="preserve">다음 문장의 밑줄 친 </w:t>
+        <w:t xml:space="preserve">다음 (a), (b)의 밑줄 친 </w:t>
       </w:r>
       <w:r>
         <w:rPr>
@@ -826,34 +826,16 @@
           <w:sz w:val="20"/>
           <w:u w:val="none"/>
         </w:rPr>
-        <w:t xml:space="preserve">과 같은 의미로 쓰인 것을 </w:t>
-      </w:r>
-      <w:r>
-        <w:rPr>
-          <w:b/>
+        <w:t xml:space="preserve">의 의미를 프린트 영영풀이에서 바르게 짝지은 것은? </w:t>
+      </w:r>
+      <w:r>
+        <w:rPr>
+          <w:b w:val="0"/>
           <w:i w:val="0"/>
           <w:sz w:val="20"/>
           <w:u w:val="none"/>
         </w:rPr>
-        <w:t>있는 대로</w:t>
-      </w:r>
-      <w:r>
-        <w:rPr>
-          <w:b w:val="0"/>
-          <w:i w:val="0"/>
-          <w:sz w:val="20"/>
-          <w:u w:val="none"/>
-        </w:rPr>
-        <w:t xml:space="preserve"> 고르면? </w:t>
-      </w:r>
-      <w:r>
-        <w:rPr>
-          <w:b w:val="0"/>
-          <w:i w:val="0"/>
-          <w:sz w:val="20"/>
-          <w:u w:val="none"/>
-        </w:rPr>
-        <w:t>(4점)</w:t>
+        <w:t>(3점)</w:t>
       </w:r>
     </w:p>
     <w:p>
@@ -875,7 +857,7 @@
           <w:sz w:val="20"/>
           <w:u w:val="none"/>
         </w:rPr>
-        <w:t xml:space="preserve">The police came to the </w:t>
+        <w:t xml:space="preserve">(a) The movie starts with a scary </w:t>
       </w:r>
       <w:r>
         <w:rPr>
@@ -893,7 +875,37 @@
           <w:sz w:val="20"/>
           <w:u w:val="none"/>
         </w:rPr>
-        <w:t xml:space="preserve"> of the crime this morning.</w:t>
+        <w:t>.</w:t>
+      </w:r>
+      <w:r>
+        <w:br/>
+      </w:r>
+      <w:r>
+        <w:rPr>
+          <w:b w:val="0"/>
+          <w:i w:val="0"/>
+          <w:sz w:val="20"/>
+          <w:u w:val="none"/>
+        </w:rPr>
+        <w:t xml:space="preserve">(b) I went to the crime </w:t>
+      </w:r>
+      <w:r>
+        <w:rPr>
+          <w:b w:val="0"/>
+          <w:i w:val="0"/>
+          <w:sz w:val="20"/>
+          <w:u w:val="single"/>
+        </w:rPr>
+        <w:t>scene</w:t>
+      </w:r>
+      <w:r>
+        <w:rPr>
+          <w:b w:val="0"/>
+          <w:i w:val="0"/>
+          <w:sz w:val="20"/>
+          <w:u w:val="none"/>
+        </w:rPr>
+        <w:t>, and there were pieces of cake all over the painting.</w:t>
       </w:r>
     </w:p>
     <w:p>
@@ -908,25 +920,7 @@
           <w:sz w:val="20"/>
           <w:u w:val="none"/>
         </w:rPr>
-        <w:t xml:space="preserve">① The movie starts with a scary </w:t>
-      </w:r>
-      <w:r>
-        <w:rPr>
-          <w:b w:val="0"/>
-          <w:i w:val="0"/>
-          <w:sz w:val="20"/>
-          <w:u w:val="single"/>
-        </w:rPr>
-        <w:t>scene</w:t>
-      </w:r>
-      <w:r>
-        <w:rPr>
-          <w:b w:val="0"/>
-          <w:i w:val="0"/>
-          <w:sz w:val="20"/>
-          <w:u w:val="none"/>
-        </w:rPr>
-        <w:t>.</w:t>
+        <w:t>① (a) a place where something happens – (b) a piece of a film or play, usually showing one situation</w:t>
       </w:r>
     </w:p>
     <w:p>
@@ -941,25 +935,7 @@
           <w:sz w:val="20"/>
           <w:u w:val="none"/>
         </w:rPr>
-        <w:t xml:space="preserve">② The eyewitness was at the </w:t>
-      </w:r>
-      <w:r>
-        <w:rPr>
-          <w:b w:val="0"/>
-          <w:i w:val="0"/>
-          <w:sz w:val="20"/>
-          <w:u w:val="single"/>
-        </w:rPr>
-        <w:t>scene</w:t>
-      </w:r>
-      <w:r>
-        <w:rPr>
-          <w:b w:val="0"/>
-          <w:i w:val="0"/>
-          <w:sz w:val="20"/>
-          <w:u w:val="none"/>
-        </w:rPr>
-        <w:t xml:space="preserve"> when the accident happened.</w:t>
+        <w:t>② (a) a piece of a film or play, usually showing one situation – (b) a place where something happens</w:t>
       </w:r>
     </w:p>
     <w:p>
@@ -974,25 +950,7 @@
           <w:sz w:val="20"/>
           <w:u w:val="none"/>
         </w:rPr>
-        <w:t xml:space="preserve">③ My favorite </w:t>
-      </w:r>
-      <w:r>
-        <w:rPr>
-          <w:b w:val="0"/>
-          <w:i w:val="0"/>
-          <w:sz w:val="20"/>
-          <w:u w:val="single"/>
-        </w:rPr>
-        <w:t>scene</w:t>
-      </w:r>
-      <w:r>
-        <w:rPr>
-          <w:b w:val="0"/>
-          <w:i w:val="0"/>
-          <w:sz w:val="20"/>
-          <w:u w:val="none"/>
-        </w:rPr>
-        <w:t xml:space="preserve"> in the play is the last one.</w:t>
+        <w:t>③ (a) a place where something happens – (b) a place where something happens</w:t>
       </w:r>
     </w:p>
     <w:p>
@@ -1007,25 +965,7 @@
           <w:sz w:val="20"/>
           <w:u w:val="none"/>
         </w:rPr>
-        <w:t xml:space="preserve">④ Many people gathered at the </w:t>
-      </w:r>
-      <w:r>
-        <w:rPr>
-          <w:b w:val="0"/>
-          <w:i w:val="0"/>
-          <w:sz w:val="20"/>
-          <w:u w:val="single"/>
-        </w:rPr>
-        <w:t>scene</w:t>
-      </w:r>
-      <w:r>
-        <w:rPr>
-          <w:b w:val="0"/>
-          <w:i w:val="0"/>
-          <w:sz w:val="20"/>
-          <w:u w:val="none"/>
-        </w:rPr>
-        <w:t xml:space="preserve"> of the fire.</w:t>
+        <w:t>④ (a) a piece of a film or play, usually showing one situation – (b) a piece of a film or play, usually showing one situation</w:t>
       </w:r>
     </w:p>
     <w:p>
@@ -1040,25 +980,7 @@
           <w:sz w:val="20"/>
           <w:u w:val="none"/>
         </w:rPr>
-        <w:t xml:space="preserve">⑤ The actors practiced the fight </w:t>
-      </w:r>
-      <w:r>
-        <w:rPr>
-          <w:b w:val="0"/>
-          <w:i w:val="0"/>
-          <w:sz w:val="20"/>
-          <w:u w:val="single"/>
-        </w:rPr>
-        <w:t>scene</w:t>
-      </w:r>
-      <w:r>
-        <w:rPr>
-          <w:b w:val="0"/>
-          <w:i w:val="0"/>
-          <w:sz w:val="20"/>
-          <w:u w:val="none"/>
-        </w:rPr>
-        <w:t xml:space="preserve"> again and again.</w:t>
+        <w:t>⑤ (a) a statement of what you can or cannot do – (b) an action that the law does not allow</w:t>
       </w:r>
     </w:p>
     <w:p>
@@ -1131,25 +1053,19 @@
           <w:sz w:val="20"/>
           <w:u w:val="none"/>
         </w:rPr>
-        <w:t xml:space="preserve">Last night, someone stole a famous painting, </w:t>
+        <w:t>An old man with gray hair was running away, and something fell off his head. It was his wig. I ran after him, but I couldn't catch him. He was faster than me. In fact, the old man was not old. He was a young man with long brown hair.</w:t>
+      </w:r>
+      <w:r>
+        <w:br/>
       </w:r>
       <w:r>
         <w:rPr>
           <w:b w:val="0"/>
-          <w:i/>
+          <w:i w:val="0"/>
           <w:sz w:val="20"/>
           <w:u w:val="none"/>
         </w:rPr>
-        <w:t>Sunflowers</w:t>
-      </w:r>
-      <w:r>
-        <w:rPr>
-          <w:b w:val="0"/>
-          <w:i w:val="0"/>
-          <w:sz w:val="20"/>
-          <w:u w:val="none"/>
-        </w:rPr>
-        <w:t>, from the museum. The police came to the crime scene this morning. An eyewitness said, "I saw a tall man run away through the back door." The guard explained that the man's height was about 180 cm. The police now have two suspects, but they need a good reason to say one of them is the criminal.</w:t>
+        <w:t>I went to the crime scene, and there were pieces of cake all over the painting. There was also a wheelchair near the painting, and I found a cake box next to the wheelchair. The box was from Camila's Bakery.</w:t>
       </w:r>
     </w:p>
     <w:p>
@@ -1164,7 +1080,7 @@
           <w:sz w:val="20"/>
           <w:u w:val="none"/>
         </w:rPr>
-        <w:t>① someone who saw a crime or an accident</w:t>
+        <w:t>① to leave a place or person secretly and suddenly</w:t>
       </w:r>
     </w:p>
     <w:p>
@@ -1179,7 +1095,7 @@
           <w:sz w:val="20"/>
           <w:u w:val="none"/>
         </w:rPr>
-        <w:t>② how tall someone or something is</w:t>
+        <w:t>② to drop to the ground from a high object</w:t>
       </w:r>
     </w:p>
     <w:p>
@@ -1194,7 +1110,7 @@
           <w:sz w:val="20"/>
           <w:u w:val="none"/>
         </w:rPr>
-        <w:t>③ a person in charge of cleaning and fixing things in a building</w:t>
+        <w:t>③ an action that the law does not allow</w:t>
       </w:r>
     </w:p>
     <w:p>
@@ -1209,7 +1125,7 @@
           <w:sz w:val="20"/>
           <w:u w:val="none"/>
         </w:rPr>
-        <w:t>④ a person who is believed to be guilty of something</w:t>
+        <w:t>④ a place where bread and cakes are made or sold</w:t>
       </w:r>
     </w:p>
     <w:p>
@@ -1224,7 +1140,7 @@
           <w:sz w:val="20"/>
           <w:u w:val="none"/>
         </w:rPr>
-        <w:t>⑤ to leave a place or person secretly and suddenly</w:t>
+        <w:t>⑤ someone who owns something</w:t>
       </w:r>
     </w:p>
     <w:p>
@@ -1350,7 +1266,7 @@
           <w:sz w:val="20"/>
           <w:u w:val="none"/>
         </w:rPr>
-        <w:t>④ reduce : to make something more or bigger</w:t>
+        <w:t>④ reduce : to put old paper, glass, or other materials through a special process so that they can be used again</w:t>
       </w:r>
     </w:p>
     <w:p>
@@ -1438,7 +1354,7 @@
           <w:sz w:val="20"/>
           <w:u w:val="none"/>
         </w:rPr>
-        <w:t>(1) We should ________ waste to protect the environment.</w:t>
+        <w:t>(1) We should ________ waste.</w:t>
       </w:r>
       <w:r>
         <w:br/>
@@ -1462,7 +1378,7 @@
           <w:sz w:val="20"/>
           <w:u w:val="none"/>
         </w:rPr>
-        <w:t>(3) After dinner, Mom put the ________ in the fridge, and we ate them for lunch the next day.</w:t>
+        <w:t>(3) The pizza ________ arrived on time.</w:t>
       </w:r>
       <w:r>
         <w:br/>
@@ -1474,7 +1390,7 @@
           <w:sz w:val="20"/>
           <w:u w:val="none"/>
         </w:rPr>
-        <w:t>(4) Be careful not to ________ the paper. It's my homework.</w:t>
+        <w:t>(4) He took off the ________ from the bottle.</w:t>
       </w:r>
       <w:r>
         <w:br/>
@@ -1486,7 +1402,7 @@
           <w:sz w:val="20"/>
           <w:u w:val="none"/>
         </w:rPr>
-        <w:t>(5) The pizza ________ arrived on time, so we ate hot pizza for dinner.</w:t>
+        <w:t>(5) My dog ________ my bag.</w:t>
       </w:r>
     </w:p>
     <w:p>
@@ -1531,7 +1447,7 @@
           <w:sz w:val="20"/>
           <w:u w:val="none"/>
         </w:rPr>
-        <w:t>③ an object for holding things, such as a can, box, or bottle</w:t>
+        <w:t>③ the act of taking goods, letters, etc. to people’s houses or places of work</w:t>
       </w:r>
     </w:p>
     <w:p>
@@ -1546,7 +1462,7 @@
           <w:sz w:val="20"/>
           <w:u w:val="none"/>
         </w:rPr>
-        <w:t>④ food remaining after a meal</w:t>
+        <w:t>④ an object for holding things, such as a can, box, or bottle</w:t>
       </w:r>
     </w:p>
     <w:p>
@@ -1561,7 +1477,7 @@
           <w:sz w:val="20"/>
           <w:u w:val="none"/>
         </w:rPr>
-        <w:t>⑤ the act of taking goods, letters, etc. to people's houses or places of work</w:t>
+        <w:t>⑤ to pull paper, cloth, or another material into two pieces</w:t>
       </w:r>
     </w:p>
     <w:p>
@@ -1616,7 +1532,7 @@
           <w:sz w:val="20"/>
           <w:u w:val="none"/>
         </w:rPr>
-        <w:t>(a) Read the ________ on the bottle before you buy it.</w:t>
+        <w:t>(a) Every day, we ________ lots of waste, and the Earth is getting sicker and sicker.</w:t>
       </w:r>
       <w:r>
         <w:br/>
@@ -1628,7 +1544,7 @@
           <w:sz w:val="20"/>
           <w:u w:val="none"/>
         </w:rPr>
-        <w:t>(b) Cows ________ milk, and chickens lay eggs.</w:t>
+        <w:t>(b) There were lots of ________, but we brought them home.</w:t>
       </w:r>
       <w:r>
         <w:br/>
@@ -1640,7 +1556,7 @@
           <w:sz w:val="20"/>
           <w:u w:val="none"/>
         </w:rPr>
-        <w:t>(c) Be careful not to ________ the paper. It's my homework.</w:t>
+        <w:t>(c) Instead, I walked to my favorite restaurant with a reusable ________ and picked up the food.</w:t>
       </w:r>
       <w:r>
         <w:br/>
@@ -1652,7 +1568,7 @@
           <w:sz w:val="20"/>
           <w:u w:val="none"/>
         </w:rPr>
-        <w:t>(d) The pizza ________ took only twenty minutes.</w:t>
+        <w:t>(d) I heard that plastic never goes away ________.</w:t>
       </w:r>
       <w:r>
         <w:br/>
@@ -1664,7 +1580,7 @@
           <w:sz w:val="20"/>
           <w:u w:val="none"/>
         </w:rPr>
-        <w:t>(e) We should protect the ________ for our future.</w:t>
+        <w:t>(e) I put them into the machine one by one, and I got some points ________.</w:t>
       </w:r>
     </w:p>
     <w:p>
@@ -1679,7 +1595,7 @@
           <w:sz w:val="20"/>
           <w:u w:val="none"/>
         </w:rPr>
-        <w:t>① label – produce – tear – delivery – environment</w:t>
+        <w:t>① produce – leftovers – container – completely – in return</w:t>
       </w:r>
     </w:p>
     <w:p>
@@ -1694,7 +1610,7 @@
           <w:sz w:val="20"/>
           <w:u w:val="none"/>
         </w:rPr>
-        <w:t>② label – reduce – tear – delivery – environment</w:t>
+        <w:t>② reduce – leftovers – container – completely – in return</w:t>
       </w:r>
     </w:p>
     <w:p>
@@ -1709,7 +1625,7 @@
           <w:sz w:val="20"/>
           <w:u w:val="none"/>
         </w:rPr>
-        <w:t>③ label – produce – sew – delivery – environment</w:t>
+        <w:t>③ produce – leftovers – label – completely – in return</w:t>
       </w:r>
     </w:p>
     <w:p>
@@ -1724,7 +1640,7 @@
           <w:sz w:val="20"/>
           <w:u w:val="none"/>
         </w:rPr>
-        <w:t>④ container – produce – tear – delivery – environment</w:t>
+        <w:t>④ produce – leftovers – container – one by one – in return</w:t>
       </w:r>
     </w:p>
     <w:p>
@@ -1739,7 +1655,7 @@
           <w:sz w:val="20"/>
           <w:u w:val="none"/>
         </w:rPr>
-        <w:t>⑤ label – produce – tear – favor – environment</w:t>
+        <w:t>⑤ produce – leftovers – container – completely – favor</w:t>
       </w:r>
     </w:p>
     <w:p>
@@ -1794,7 +1710,7 @@
           <w:sz w:val="20"/>
           <w:u w:val="none"/>
         </w:rPr>
-        <w:t>a. used by someone else before</w:t>
+        <w:t>v. to have something as a meaning</w:t>
       </w:r>
     </w:p>
     <w:p>
@@ -1809,7 +1725,7 @@
           <w:sz w:val="20"/>
           <w:u w:val="none"/>
         </w:rPr>
-        <w:t>① I bought a ________ bike. It was cheap, but it still works well.</w:t>
+        <w:t>① Plogging. It ________ jogging and picking up trash at the same time.</w:t>
       </w:r>
     </w:p>
     <w:p>
@@ -1824,7 +1740,7 @@
           <w:sz w:val="20"/>
           <w:u w:val="none"/>
         </w:rPr>
-        <w:t>② This bag is ________. Nobody has used it before.</w:t>
+        <w:t>② We ________ together every Saturday morning from 10 to 12.</w:t>
       </w:r>
     </w:p>
     <w:p>
@@ -1839,7 +1755,7 @@
           <w:sz w:val="20"/>
           <w:u w:val="none"/>
         </w:rPr>
-        <w:t>③ We can ________ old paper and use it again.</w:t>
+        <w:t>③ I'm not very good at ________, and I don't think that the bag looks perfect.</w:t>
       </w:r>
     </w:p>
     <w:p>
@@ -1854,7 +1770,7 @@
           <w:sz w:val="20"/>
           <w:u w:val="none"/>
         </w:rPr>
-        <w:t>④ She is so ________ that she often loses her keys.</w:t>
+        <w:t>④ Then, join the zero-waste ________, and share your stories.</w:t>
       </w:r>
     </w:p>
     <w:p>
@@ -1869,7 +1785,7 @@
           <w:sz w:val="20"/>
           <w:u w:val="none"/>
         </w:rPr>
-        <w:t>⑤ I always use my ________ cup, not a paper cup.</w:t>
+        <w:t>⑤ My birthday was last Saturday, and my family and I ________.</w:t>
       </w:r>
     </w:p>
     <w:p>
@@ -1953,7 +1869,7 @@
           <w:sz w:val="20"/>
           <w:u w:val="none"/>
         </w:rPr>
-        <w:t xml:space="preserve">① We should </w:t>
+        <w:t xml:space="preserve">① I helped my friend with his homework, and </w:t>
       </w:r>
       <w:r>
         <w:rPr>
@@ -1962,7 +1878,7 @@
           <w:sz w:val="20"/>
           <w:u w:val="single"/>
         </w:rPr>
-        <w:t>reduce</w:t>
+        <w:t>in return</w:t>
       </w:r>
       <w:r>
         <w:rPr>
@@ -1971,7 +1887,7 @@
           <w:sz w:val="20"/>
           <w:u w:val="none"/>
         </w:rPr>
-        <w:t xml:space="preserve"> waste to protect the environment.</w:t>
+        <w:t>, he helped me with my project.</w:t>
       </w:r>
     </w:p>
     <w:p>
@@ -1986,7 +1902,7 @@
           <w:sz w:val="20"/>
           <w:u w:val="none"/>
         </w:rPr>
-        <w:t xml:space="preserve">② I bought a </w:t>
+        <w:t xml:space="preserve">② I am </w:t>
       </w:r>
       <w:r>
         <w:rPr>
@@ -2004,7 +1920,7 @@
           <w:sz w:val="20"/>
           <w:u w:val="none"/>
         </w:rPr>
-        <w:t xml:space="preserve"> bike, so nobody used it before me.</w:t>
+        <w:t>, so I always write things down.</w:t>
       </w:r>
     </w:p>
     <w:p>
@@ -2019,7 +1935,7 @@
           <w:sz w:val="20"/>
           <w:u w:val="none"/>
         </w:rPr>
-        <w:t xml:space="preserve">③ A </w:t>
+        <w:t xml:space="preserve">③ The </w:t>
       </w:r>
       <w:r>
         <w:rPr>
@@ -2028,7 +1944,7 @@
           <w:sz w:val="20"/>
           <w:u w:val="single"/>
         </w:rPr>
-        <w:t>single-use</w:t>
+        <w:t>environment</w:t>
       </w:r>
       <w:r>
         <w:rPr>
@@ -2037,7 +1953,7 @@
           <w:sz w:val="20"/>
           <w:u w:val="none"/>
         </w:rPr>
-        <w:t xml:space="preserve"> cup is good for the environment because we can use it many times.</w:t>
+        <w:t xml:space="preserve"> has plants, animals, and water.</w:t>
       </w:r>
     </w:p>
     <w:p>
@@ -2052,7 +1968,7 @@
           <w:sz w:val="20"/>
           <w:u w:val="none"/>
         </w:rPr>
-        <w:t xml:space="preserve">④ I helped my friend with his homework, and </w:t>
+        <w:t xml:space="preserve">④ I put them into the machine </w:t>
       </w:r>
       <w:r>
         <w:rPr>
@@ -2061,7 +1977,7 @@
           <w:sz w:val="20"/>
           <w:u w:val="single"/>
         </w:rPr>
-        <w:t>in return</w:t>
+        <w:t>one by one</w:t>
       </w:r>
       <w:r>
         <w:rPr>
@@ -2070,7 +1986,7 @@
           <w:sz w:val="20"/>
           <w:u w:val="none"/>
         </w:rPr>
-        <w:t>, he helped me with my project.</w:t>
+        <w:t>, and I got some points in return.</w:t>
       </w:r>
     </w:p>
     <w:p>
@@ -2085,7 +2001,7 @@
           <w:sz w:val="20"/>
           <w:u w:val="none"/>
         </w:rPr>
-        <w:t xml:space="preserve">⑤ We </w:t>
+        <w:t xml:space="preserve">⑤ The pizza </w:t>
       </w:r>
       <w:r>
         <w:rPr>
@@ -2094,7 +2010,7 @@
           <w:sz w:val="20"/>
           <w:u w:val="single"/>
         </w:rPr>
-        <w:t>recycle</w:t>
+        <w:t>leftover</w:t>
       </w:r>
       <w:r>
         <w:rPr>
@@ -2103,7 +2019,7 @@
           <w:sz w:val="20"/>
           <w:u w:val="none"/>
         </w:rPr>
-        <w:t xml:space="preserve"> old bottles so that they can be used again.</w:t>
+        <w:t xml:space="preserve"> arrived on time.</w:t>
       </w:r>
     </w:p>
     <w:p>
@@ -2142,7 +2058,7 @@
           <w:sz w:val="20"/>
           <w:u w:val="none"/>
         </w:rPr>
-        <w:t xml:space="preserve">다음 글의 빈칸에 들어갈 단어의 영영풀이로 가장 알맞은 것은? </w:t>
+        <w:t xml:space="preserve">다음 문장의 빈칸에 들어갈 단어의 영영풀이로 가장 알맞은 것은? </w:t>
       </w:r>
       <w:r>
         <w:rPr>
@@ -2173,7 +2089,7 @@
           <w:sz w:val="20"/>
           <w:u w:val="none"/>
         </w:rPr>
-        <w:t>In the studio, the ________ shouted, "Action!" and told the actors where to stand.</w:t>
+        <w:t>Can you tell me the ________ of the restaurant?</w:t>
       </w:r>
     </w:p>
     <w:p>
@@ -2188,7 +2104,7 @@
           <w:sz w:val="20"/>
           <w:u w:val="none"/>
         </w:rPr>
-        <w:t>① a person who makes changes to texts or films</w:t>
+        <w:t>① a particular place or position that something is in</w:t>
       </w:r>
     </w:p>
     <w:p>
@@ -2203,7 +2119,7 @@
           <w:sz w:val="20"/>
           <w:u w:val="none"/>
         </w:rPr>
-        <w:t>② a person in charge of a film or play who tells the actors and staff what to do</w:t>
+        <w:t>② a building or group of buildings with connected hallways with shops, restaurants, theaters, etc.</w:t>
       </w:r>
     </w:p>
     <w:p>
@@ -2218,7 +2134,7 @@
           <w:sz w:val="20"/>
           <w:u w:val="none"/>
         </w:rPr>
-        <w:t>③ a person in control of an office, shop, team, etc.</w:t>
+        <w:t>③ a room with special equipment where television or radio programs or music recordings are made</w:t>
       </w:r>
     </w:p>
     <w:p>
@@ -2233,7 +2149,7 @@
           <w:sz w:val="20"/>
           <w:u w:val="none"/>
         </w:rPr>
-        <w:t>④ a person whose job is to repair or control machines, engines, or electrical equipment</w:t>
+        <w:t>④ lights, sounds, special scenery, computer images, etc. used in a play or film</w:t>
       </w:r>
     </w:p>
     <w:p>
@@ -2248,7 +2164,7 @@
           <w:sz w:val="20"/>
           <w:u w:val="none"/>
         </w:rPr>
-        <w:t>⑤ someone who controls and looks after animals, especially horses or cows on a large farm</w:t>
+        <w:t>⑤ an action or thing that sends a message, often not using words</w:t>
       </w:r>
     </w:p>
     <w:p>
@@ -2272,7 +2188,7 @@
           <w:sz w:val="20"/>
           <w:u w:val="none"/>
         </w:rPr>
-        <w:t xml:space="preserve">다음 대화의 빈칸 (A)~(C)에 들어갈 말이 바르게 짝지어진 것은? </w:t>
+        <w:t xml:space="preserve">다음 빈칸 (A)~(C)에 들어갈 말이 바르게 짝지어진 것은? </w:t>
       </w:r>
       <w:r>
         <w:rPr>
@@ -2303,7 +2219,7 @@
           <w:sz w:val="20"/>
           <w:u w:val="none"/>
         </w:rPr>
-        <w:t>• A: Who looks after the horses in this movie?</w:t>
+        <w:t>• Exercise has a positive (A) ________ on your health.</w:t>
       </w:r>
       <w:r>
         <w:br/>
@@ -2315,7 +2231,7 @@
           <w:sz w:val="20"/>
           <w:u w:val="none"/>
         </w:rPr>
-        <w:t xml:space="preserve"> B: The animal (A) ________ does.</w:t>
+        <w:t>• It was the happiest (B) ________ of my life.</w:t>
       </w:r>
       <w:r>
         <w:br/>
@@ -2327,43 +2243,7 @@
           <w:sz w:val="20"/>
           <w:u w:val="none"/>
         </w:rPr>
-        <w:t>• A: Oh no, my eyes are closed in this picture.</w:t>
-      </w:r>
-      <w:r>
-        <w:br/>
-      </w:r>
-      <w:r>
-        <w:rPr>
-          <w:b w:val="0"/>
-          <w:i w:val="0"/>
-          <w:sz w:val="20"/>
-          <w:u w:val="none"/>
-        </w:rPr>
-        <w:t xml:space="preserve"> B: Don't worry. You can (B) ________ it and take another one.</w:t>
-      </w:r>
-      <w:r>
-        <w:br/>
-      </w:r>
-      <w:r>
-        <w:rPr>
-          <w:b w:val="0"/>
-          <w:i w:val="0"/>
-          <w:sz w:val="20"/>
-          <w:u w:val="none"/>
-        </w:rPr>
-        <w:t>• A: The dog keeps barking at the camera. What should we do?</w:t>
-      </w:r>
-      <w:r>
-        <w:br/>
-      </w:r>
-      <w:r>
-        <w:rPr>
-          <w:b w:val="0"/>
-          <w:i w:val="0"/>
-          <w:sz w:val="20"/>
-          <w:u w:val="none"/>
-        </w:rPr>
-        <w:t xml:space="preserve"> B: Let me (C) ________ him first. Then we can shoot the scene.</w:t>
+        <w:t>• She plays the (C) ________ of a doctor in the movie.</w:t>
       </w:r>
     </w:p>
     <w:p>
@@ -2378,7 +2258,7 @@
           <w:sz w:val="20"/>
           <w:u w:val="none"/>
         </w:rPr>
-        <w:t>① wrangler – delete – calm</w:t>
+        <w:t>① effect – moment – role</w:t>
       </w:r>
     </w:p>
     <w:p>
@@ -2393,7 +2273,7 @@
           <w:sz w:val="20"/>
           <w:u w:val="none"/>
         </w:rPr>
-        <w:t>② wrangler – record – calm</w:t>
+        <w:t>② effect – signal – role</w:t>
       </w:r>
     </w:p>
     <w:p>
@@ -2408,7 +2288,7 @@
           <w:sz w:val="20"/>
           <w:u w:val="none"/>
         </w:rPr>
-        <w:t>③ editor – delete – calm</w:t>
+        <w:t>③ location – moment – role</w:t>
       </w:r>
     </w:p>
     <w:p>
@@ -2423,7 +2303,7 @@
           <w:sz w:val="20"/>
           <w:u w:val="none"/>
         </w:rPr>
-        <w:t>④ wrangler – delete – capture</w:t>
+        <w:t>④ effect – moment – skill</w:t>
       </w:r>
     </w:p>
     <w:p>
@@ -2438,7 +2318,7 @@
           <w:sz w:val="20"/>
           <w:u w:val="none"/>
         </w:rPr>
-        <w:t>⑤ director – record – capture</w:t>
+        <w:t>⑤ location – signal – skill</w:t>
       </w:r>
     </w:p>
     <w:p>
@@ -2462,7 +2342,7 @@
           <w:sz w:val="20"/>
           <w:u w:val="none"/>
         </w:rPr>
-        <w:t xml:space="preserve">다음 글의 빈칸 (a)~(d)에 들어갈 말로 쓰이지 </w:t>
+        <w:t xml:space="preserve">다음 영영풀이 중 해당하는 단어가 [보기]에 </w:t>
       </w:r>
       <w:r>
         <w:rPr>
@@ -2471,7 +2351,7 @@
           <w:sz w:val="20"/>
           <w:u w:val="none"/>
         </w:rPr>
-        <w:t>않는</w:t>
+        <w:t>없는</w:t>
       </w:r>
       <w:r>
         <w:rPr>
@@ -2480,7 +2360,7 @@
           <w:sz w:val="20"/>
           <w:u w:val="none"/>
         </w:rPr>
-        <w:t xml:space="preserve"> 것은? (순서 무관) </w:t>
+        <w:t xml:space="preserve"> 것은? </w:t>
       </w:r>
       <w:r>
         <w:rPr>
@@ -2511,73 +2391,7 @@
           <w:sz w:val="20"/>
           <w:u w:val="none"/>
         </w:rPr>
-        <w:t>Today we are going to (a) ________ a scene at the beach. The director wants to (b) ________ the moment when a big wave hits the rocks. One of the horses is scared of the waves, so the wrangler will (c) ________ it first. Later, the sound engineer will (d) ________ the actors' voices in the studio.</w:t>
-      </w:r>
-    </w:p>
-    <w:p>
-      <w:pPr>
-        <w:spacing w:after="30"/>
-        <w:ind w:left="170"/>
-      </w:pPr>
-      <w:r>
-        <w:rPr>
-          <w:b w:val="0"/>
-          <w:i w:val="0"/>
-          <w:sz w:val="20"/>
-          <w:u w:val="none"/>
-        </w:rPr>
-        <w:t>① shoot    ② delete    ③ capture    ④ calm    ⑤ record</w:t>
-      </w:r>
-    </w:p>
-    <w:p>
-      <w:pPr>
-        <w:spacing w:after="20" w:before="50"/>
-      </w:pPr>
-      <w:r>
-        <w:rPr>
-          <w:b/>
-          <w:i w:val="0"/>
-          <w:color w:val="1F3864"/>
-          <w:sz w:val="20"/>
-          <w:u w:val="none"/>
-        </w:rPr>
-        <w:t xml:space="preserve">15. </w:t>
-      </w:r>
-      <w:r>
-        <w:rPr>
-          <w:b w:val="0"/>
-          <w:i w:val="0"/>
-          <w:sz w:val="20"/>
-          <w:u w:val="none"/>
-        </w:rPr>
-        <w:t xml:space="preserve">다음 단어와 영영풀이의 연결이 </w:t>
-      </w:r>
-      <w:r>
-        <w:rPr>
-          <w:b/>
-          <w:i w:val="0"/>
-          <w:sz w:val="20"/>
-          <w:u w:val="none"/>
-        </w:rPr>
-        <w:t>알맞은</w:t>
-      </w:r>
-      <w:r>
-        <w:rPr>
-          <w:b w:val="0"/>
-          <w:i w:val="0"/>
-          <w:sz w:val="20"/>
-          <w:u w:val="none"/>
-        </w:rPr>
-        <w:t xml:space="preserve"> 것은? </w:t>
-      </w:r>
-      <w:r>
-        <w:rPr>
-          <w:b w:val="0"/>
-          <w:i w:val="0"/>
-          <w:sz w:val="20"/>
-          <w:u w:val="none"/>
-        </w:rPr>
-        <w:t>(3점)</w:t>
+        <w:t>[보기] calm / wrangler / record / capture / shoot</w:t>
       </w:r>
     </w:p>
     <w:p>
@@ -2592,7 +2406,7 @@
           <w:sz w:val="20"/>
           <w:u w:val="none"/>
         </w:rPr>
-        <w:t>① editor : a person who keeps texts or films without any changes</w:t>
+        <w:t>① to make someone stop feeling upset, angry, or excited</w:t>
       </w:r>
     </w:p>
     <w:p>
@@ -2607,7 +2421,7 @@
           <w:sz w:val="20"/>
           <w:u w:val="none"/>
         </w:rPr>
-        <w:t>② delete : to add something to a written or electronic text</w:t>
+        <w:t>② someone who controls and looks after animals, especially horses or cows on a large farm</w:t>
       </w:r>
     </w:p>
     <w:p>
@@ -2622,7 +2436,7 @@
           <w:sz w:val="20"/>
           <w:u w:val="none"/>
         </w:rPr>
-        <w:t>③ moment : a very long period of time</w:t>
+        <w:t>③ to remove something from a written or electronic text</w:t>
       </w:r>
     </w:p>
     <w:p>
@@ -2637,7 +2451,7 @@
           <w:sz w:val="20"/>
           <w:u w:val="none"/>
         </w:rPr>
-        <w:t>④ photographer : a person who takes photographs, either as a job or hobby</w:t>
+        <w:t>④ to use a camera to record a video or take a photograph</w:t>
       </w:r>
     </w:p>
     <w:p>
@@ -2652,7 +2466,133 @@
           <w:sz w:val="20"/>
           <w:u w:val="none"/>
         </w:rPr>
-        <w:t>⑤ skill : an ability to do something very badly because you have learned it</w:t>
+        <w:t>⑤ to store music, sound, or pictures on tape or disks</w:t>
+      </w:r>
+    </w:p>
+    <w:p>
+      <w:pPr>
+        <w:spacing w:after="20" w:before="50"/>
+      </w:pPr>
+      <w:r>
+        <w:rPr>
+          <w:b/>
+          <w:i w:val="0"/>
+          <w:color w:val="1F3864"/>
+          <w:sz w:val="20"/>
+          <w:u w:val="none"/>
+        </w:rPr>
+        <w:t xml:space="preserve">15. </w:t>
+      </w:r>
+      <w:r>
+        <w:rPr>
+          <w:b w:val="0"/>
+          <w:i w:val="0"/>
+          <w:sz w:val="20"/>
+          <w:u w:val="none"/>
+        </w:rPr>
+        <w:t xml:space="preserve">다음 단어와 영영풀이의 연결이 </w:t>
+      </w:r>
+      <w:r>
+        <w:rPr>
+          <w:b/>
+          <w:i w:val="0"/>
+          <w:sz w:val="20"/>
+          <w:u w:val="none"/>
+        </w:rPr>
+        <w:t>알맞은</w:t>
+      </w:r>
+      <w:r>
+        <w:rPr>
+          <w:b w:val="0"/>
+          <w:i w:val="0"/>
+          <w:sz w:val="20"/>
+          <w:u w:val="none"/>
+        </w:rPr>
+        <w:t xml:space="preserve"> 것은? </w:t>
+      </w:r>
+      <w:r>
+        <w:rPr>
+          <w:b w:val="0"/>
+          <w:i w:val="0"/>
+          <w:sz w:val="20"/>
+          <w:u w:val="none"/>
+        </w:rPr>
+        <w:t>(3점)</w:t>
+      </w:r>
+    </w:p>
+    <w:p>
+      <w:pPr>
+        <w:spacing w:after="10"/>
+        <w:ind w:left="170"/>
+      </w:pPr>
+      <w:r>
+        <w:rPr>
+          <w:b w:val="0"/>
+          <w:i w:val="0"/>
+          <w:sz w:val="20"/>
+          <w:u w:val="none"/>
+        </w:rPr>
+        <w:t>① editor : a person in control of an office, shop, team, etc.</w:t>
+      </w:r>
+    </w:p>
+    <w:p>
+      <w:pPr>
+        <w:spacing w:after="10"/>
+        <w:ind w:left="170"/>
+      </w:pPr>
+      <w:r>
+        <w:rPr>
+          <w:b w:val="0"/>
+          <w:i w:val="0"/>
+          <w:sz w:val="20"/>
+          <w:u w:val="none"/>
+        </w:rPr>
+        <w:t>② delete : to store music, sound, or pictures on tape or disks</w:t>
+      </w:r>
+    </w:p>
+    <w:p>
+      <w:pPr>
+        <w:spacing w:after="10"/>
+        <w:ind w:left="170"/>
+      </w:pPr>
+      <w:r>
+        <w:rPr>
+          <w:b w:val="0"/>
+          <w:i w:val="0"/>
+          <w:sz w:val="20"/>
+          <w:u w:val="none"/>
+        </w:rPr>
+        <w:t>③ moment : the activity of writing, telling, or reading stories</w:t>
+      </w:r>
+    </w:p>
+    <w:p>
+      <w:pPr>
+        <w:spacing w:after="10"/>
+        <w:ind w:left="170"/>
+      </w:pPr>
+      <w:r>
+        <w:rPr>
+          <w:b w:val="0"/>
+          <w:i w:val="0"/>
+          <w:sz w:val="20"/>
+          <w:u w:val="none"/>
+        </w:rPr>
+        <w:t>④ photographer : a person who takes photographs, either as a job or hobby</w:t>
+      </w:r>
+    </w:p>
+    <w:p>
+      <w:pPr>
+        <w:spacing w:after="10"/>
+        <w:ind w:left="170"/>
+      </w:pPr>
+      <w:r>
+        <w:rPr>
+          <w:b w:val="0"/>
+          <w:i w:val="0"/>
+          <w:sz w:val="20"/>
+          <w:u w:val="none"/>
+        </w:rPr>
+        <w:t>⑤ skill : the skill or activity of taking photographs</w:t>
       </w:r>
     </w:p>
     <w:p>
@@ -2725,7 +2665,7 @@
           <w:sz w:val="20"/>
           <w:u w:val="none"/>
         </w:rPr>
-        <w:t>(A) Who will take care ________ your cat while you are on vacation?</w:t>
+        <w:t>(A) They will be in charge ________ cleaning the classroom.</w:t>
       </w:r>
       <w:r>
         <w:br/>
@@ -2737,7 +2677,7 @@
           <w:sz w:val="20"/>
           <w:u w:val="none"/>
         </w:rPr>
-        <w:t>(B) The thief tried to run ________ from the guard, but he was caught.</w:t>
+        <w:t>(B) Turn ________ and open your eyes. Ta-da! It's for you.</w:t>
       </w:r>
       <w:r>
         <w:br/>
@@ -2749,7 +2689,7 @@
           <w:sz w:val="20"/>
           <w:u w:val="none"/>
         </w:rPr>
-        <w:t>(C) Turn ________ and open your eyes. Ta-da! It's for you.</w:t>
+        <w:t>(C) The paint is starting to fall ________ the wall.</w:t>
       </w:r>
       <w:r>
         <w:br/>
@@ -2761,7 +2701,7 @@
           <w:sz w:val="20"/>
           <w:u w:val="none"/>
         </w:rPr>
-        <w:t>(D) The paint is starting to fall ________ the wall.</w:t>
+        <w:t>(D) I helped my friend with his homework, and ________ return, he helped me with my project.</w:t>
       </w:r>
     </w:p>
     <w:p>
@@ -2776,7 +2716,7 @@
           <w:sz w:val="20"/>
           <w:u w:val="none"/>
         </w:rPr>
-        <w:t>① of    ② away    ③ in    ④ around    ⑤ off</w:t>
+        <w:t>① of    ② around    ③ off    ④ in    ⑤ away</w:t>
       </w:r>
     </w:p>
     <w:p>
@@ -2909,7 +2849,7 @@
           <w:sz w:val="20"/>
           <w:u w:val="none"/>
         </w:rPr>
-        <w:t xml:space="preserve">다음 글의 빈칸 (A)~(D)에 들어갈 알맞은 말을 주어진 철자로 시작하여 쓰시오. (필요하면 형태를 바꿀 것) </w:t>
+        <w:t xml:space="preserve">다음 문장의 빈칸에 알맞은 말을 주어진 철자로 시작하여 쓰시오. (필요하면 형태를 바꿀 것) </w:t>
       </w:r>
       <w:r>
         <w:rPr>
@@ -2940,7 +2880,43 @@
           <w:sz w:val="20"/>
           <w:u w:val="none"/>
         </w:rPr>
-        <w:t>Making a movie needs many people. Before shooting, the (A) d________ tells the actors and staff what to do. During shooting, a sound engineer (B) r________ the actors' voices. After shooting, the (C) e________ makes changes to the film and (D) d________ the bad scenes.</w:t>
+        <w:t>(A) Every day, we p________ lots of waste, and the Earth is getting sicker and sicker.</w:t>
+      </w:r>
+      <w:r>
+        <w:br/>
+      </w:r>
+      <w:r>
+        <w:rPr>
+          <w:b w:val="0"/>
+          <w:i w:val="0"/>
+          <w:sz w:val="20"/>
+          <w:u w:val="none"/>
+        </w:rPr>
+        <w:t>(B) My dog t________ my bag.</w:t>
+      </w:r>
+      <w:r>
+        <w:br/>
+      </w:r>
+      <w:r>
+        <w:rPr>
+          <w:b w:val="0"/>
+          <w:i w:val="0"/>
+          <w:sz w:val="20"/>
+          <w:u w:val="none"/>
+        </w:rPr>
+        <w:t>(C) I'm not very good at s________, and I don't think that the bag looks perfect.</w:t>
+      </w:r>
+      <w:r>
+        <w:br/>
+      </w:r>
+      <w:r>
+        <w:rPr>
+          <w:b w:val="0"/>
+          <w:i w:val="0"/>
+          <w:sz w:val="20"/>
+          <w:u w:val="none"/>
+        </w:rPr>
+        <w:t>(D) I often use food d________ services, but today I didn't.</w:t>
       </w:r>
     </w:p>
     <w:p>
@@ -3010,7 +2986,7 @@
           <w:sz w:val="20"/>
           <w:u w:val="none"/>
         </w:rPr>
-        <w:t>나의 삼촌은 그 영화에서 동물들을 돌보는 것을 담당한다.</w:t>
+        <w:t>그들은 교실 청소를 맡을 것이다.</w:t>
       </w:r>
       <w:r>
         <w:br/>
@@ -3022,7 +2998,7 @@
           <w:sz w:val="20"/>
           <w:u w:val="none"/>
         </w:rPr>
-        <w:t>[보기] charge / of / is / in / taking care of / the animals / my uncle / in the movie</w:t>
+        <w:t>[보기] charge / cleaning / of / will / the classroom / in / they / be</w:t>
       </w:r>
     </w:p>
     <w:p>
@@ -3061,7 +3037,7 @@
           <w:sz w:val="20"/>
           <w:u w:val="none"/>
         </w:rPr>
-        <w:t xml:space="preserve">다음 우리말과 의미가 같도록 [보기]의 말을 배열하여 문장을 완성하시오. (단, 「그 답례로」를 and 바로 뒤에 쓸 것) </w:t>
+        <w:t xml:space="preserve">다음 우리말과 의미가 같도록 [보기]의 말을 사용하여 빈칸을 완성하시오. (각 빈칸 2단어 이상, 중복 사용 가능) </w:t>
       </w:r>
       <w:r>
         <w:rPr>
@@ -3092,7 +3068,7 @@
           <w:sz w:val="20"/>
           <w:u w:val="none"/>
         </w:rPr>
-        <w:t>그녀는 나에게 호의를 베풀었고, 그 답례로 나는 그녀에게 쿠키를 만들어 주었다.</w:t>
+        <w:t>나는 그것들을 하나씩 기계에 집어넣었고, 대가로 포인트를 얻었어.</w:t>
       </w:r>
       <w:r>
         <w:br/>
@@ -3104,7 +3080,7 @@
           <w:sz w:val="20"/>
           <w:u w:val="none"/>
         </w:rPr>
-        <w:t>[보기] made / return / I / in / cookies / for her</w:t>
+        <w:t>[보기] by / one / in / return</w:t>
       </w:r>
     </w:p>
     <w:p>
@@ -3119,7 +3095,7 @@
           <w:sz w:val="20"/>
           <w:u w:val="none"/>
         </w:rPr>
-        <w:t>→ She did me a favor, and ________________________________.</w:t>
+        <w:t>→ I put them into the machine ____________, and I got some points ____________.</w:t>
       </w:r>
     </w:p>
     <w:p>
@@ -3169,7 +3145,7 @@
           <w:sz w:val="18"/>
           <w:u w:val="none"/>
         </w:rPr>
-        <w:t xml:space="preserve"> ③</w:t>
+        <w:t xml:space="preserve"> ④</w:t>
       </w:r>
       <w:r>
         <w:rPr>
@@ -3198,7 +3174,7 @@
           <w:sz w:val="18"/>
           <w:u w:val="none"/>
         </w:rPr>
-        <w:t xml:space="preserve"> ③</w:t>
+        <w:t xml:space="preserve"> ②</w:t>
       </w:r>
       <w:r>
         <w:rPr>
@@ -3285,7 +3261,7 @@
           <w:sz w:val="18"/>
           <w:u w:val="none"/>
         </w:rPr>
-        <w:t xml:space="preserve"> ②, ④</w:t>
+        <w:t xml:space="preserve"> ②</w:t>
       </w:r>
       <w:r>
         <w:rPr>
@@ -3314,7 +3290,7 @@
           <w:sz w:val="18"/>
           <w:u w:val="none"/>
         </w:rPr>
-        <w:t xml:space="preserve"> ③</w:t>
+        <w:t xml:space="preserve"> ⑤</w:t>
       </w:r>
       <w:r>
         <w:rPr>
@@ -3372,7 +3348,7 @@
           <w:sz w:val="18"/>
           <w:u w:val="none"/>
         </w:rPr>
-        <w:t xml:space="preserve"> ③</w:t>
+        <w:t xml:space="preserve"> ④</w:t>
       </w:r>
       <w:r>
         <w:rPr>
@@ -3459,7 +3435,7 @@
           <w:sz w:val="18"/>
           <w:u w:val="none"/>
         </w:rPr>
-        <w:t xml:space="preserve"> ②, ③</w:t>
+        <w:t xml:space="preserve"> ②, ⑤</w:t>
       </w:r>
       <w:r>
         <w:rPr>
@@ -3488,7 +3464,7 @@
           <w:sz w:val="18"/>
           <w:u w:val="none"/>
         </w:rPr>
-        <w:t xml:space="preserve"> ②</w:t>
+        <w:t xml:space="preserve"> ①</w:t>
       </w:r>
       <w:r>
         <w:rPr>
@@ -3546,7 +3522,7 @@
           <w:sz w:val="18"/>
           <w:u w:val="none"/>
         </w:rPr>
-        <w:t xml:space="preserve"> ②</w:t>
+        <w:t xml:space="preserve"> ③</w:t>
       </w:r>
       <w:r>
         <w:rPr>
@@ -3604,7 +3580,7 @@
           <w:sz w:val="18"/>
           <w:u w:val="none"/>
         </w:rPr>
-        <w:t xml:space="preserve"> ③</w:t>
+        <w:t xml:space="preserve"> ⑤</w:t>
       </w:r>
       <w:r>
         <w:rPr>
@@ -3662,7 +3638,7 @@
           <w:sz w:val="18"/>
           <w:u w:val="none"/>
         </w:rPr>
-        <w:t xml:space="preserve"> (A) director (B) records (C) editor (D) deletes</w:t>
+        <w:t xml:space="preserve"> (A) produce (B) tore (C) sewing (D) delivery</w:t>
       </w:r>
       <w:r>
         <w:rPr>
@@ -3691,7 +3667,7 @@
           <w:sz w:val="18"/>
           <w:u w:val="none"/>
         </w:rPr>
-        <w:t xml:space="preserve"> My uncle is in charge of taking care of the animals in the movie.</w:t>
+        <w:t xml:space="preserve"> They will be in charge of cleaning the classroom.</w:t>
       </w:r>
       <w:r>
         <w:rPr>
@@ -3720,7 +3696,7 @@
           <w:sz w:val="18"/>
           <w:u w:val="none"/>
         </w:rPr>
-        <w:t xml:space="preserve"> in return I made cookies for her</w:t>
+        <w:t xml:space="preserve"> one by one / in return</w:t>
       </w:r>
     </w:p>
     <w:sectPr>

--- a/mokdong1/2mid/word/md1s2_vocab_test_exam.docx
+++ b/mokdong1/2mid/word/md1s2_vocab_test_exam.docx
@@ -55,7 +55,7 @@
           <w:sz w:val="17"/>
           <w:u w:val="none"/>
         </w:rPr>
-        <w:t>배점: 4점 7문항(2·4·6·8·11·18·19번) / 3점 13문항 · 「있는 대로」·「옳은 것 개수」 2문항(4·11번) · 서술형 4문항(17~20번, 배열영작★ 19번) · 모든 예문은 프린트 문장 원문, 영영풀이는 프린트 인쇄본 원문(오답 풀이 = 다른 프린트 단어의 풀이)</w:t>
+        <w:t>배점: 4점 8문항(2·4·6·8·11·16·18·19번) / 3점 12문항 · 「있는 대로」·「옳은 것 개수」 2문항(4·11번) · 서술형 4문항(17~20번, 배열영작★ 19번) · 모든 예문은 프린트 문장 원문, 영영풀이는 프린트 인쇄본 원문(오답 풀이 = 다른 프린트 단어의 풀이)</w:t>
       </w:r>
     </w:p>
     <w:p>
@@ -2643,7 +2643,7 @@
           <w:sz w:val="20"/>
           <w:u w:val="none"/>
         </w:rPr>
-        <w:t>(3점)</w:t>
+        <w:t>(4점)</w:t>
       </w:r>
     </w:p>
     <w:p>
@@ -2998,7 +2998,7 @@
           <w:sz w:val="20"/>
           <w:u w:val="none"/>
         </w:rPr>
-        <w:t>[보기] charge / cleaning / of / will / the classroom / in / they / be</w:t>
+        <w:t>〈보기〉 ( charge / cleaning / of / will / the classroom / in / they / be )</w:t>
       </w:r>
     </w:p>
     <w:p>
